--- a/C9SecurityReport.docx
+++ b/C9SecurityReport.docx
@@ -1,24 +1,3125 @@
 
 <file path=word/document.xml><?xml version="1.0" encoding="utf-8"?>
-<w:document xmlns:wpc="http://schemas.microsoft.com/office/word/2010/wordprocessingCanvas" xmlns:cx="http://schemas.microsoft.com/office/drawing/2014/chartex" xmlns:cx1="http://schemas.microsoft.com/office/drawing/2015/9/8/chartex" xmlns:cx2="http://schemas.microsoft.com/office/drawing/2015/10/21/chartex" xmlns:cx3="http://schemas.microsoft.com/office/drawing/2016/5/9/chartex" xmlns:cx4="http://schemas.microsoft.com/office/drawing/2016/5/10/chartex" xmlns:cx5="http://schemas.microsoft.com/office/drawing/2016/5/11/chartex" xmlns:cx6="http://schemas.microsoft.com/office/drawing/2016/5/12/chartex" xmlns:cx7="http://schemas.microsoft.com/office/drawing/2016/5/13/chartex" xmlns:cx8="http://schemas.microsoft.com/office/drawing/2016/5/14/chartex" xmlns:mc="http://schemas.openxmlformats.org/markup-compatibility/2006" xmlns:aink="http://schemas.microsoft.com/office/drawing/2016/ink" xmlns:am3d="http://schemas.microsoft.com/office/drawing/2017/model3d" xmlns:o="urn:schemas-microsoft-com:office:office" xmlns:oel="http://schemas.microsoft.com/office/2019/extlst" xmlns:r="http://schemas.openxmlformats.org/officeDocument/2006/relationships" xmlns:m="http://schemas.openxmlformats.org/officeDocument/2006/math" xmlns:v="urn:schemas-microsoft-com:vml" xmlns:wp14="http://schemas.microsoft.com/office/word/2010/wordprocessingDrawing" xmlns:wp="http://schemas.openxmlformats.org/drawingml/2006/wordprocessingDrawing" xmlns:w10="urn:schemas-microsoft-com:office:word" xmlns:w="http://schemas.openxmlformats.org/wordprocessingml/2006/main" xmlns:w14="http://schemas.microsoft.com/office/word/2010/wordml" xmlns:w15="http://schemas.microsoft.com/office/word/2012/wordml" xmlns:w16cex="http://schemas.microsoft.com/office/word/2018/wordml/cex" xmlns:w16cid="http://schemas.microsoft.com/office/word/2016/wordml/cid" xmlns:w16="http://schemas.microsoft.com/office/word/2018/wordml" xmlns:w16sdtdh="http://schemas.microsoft.com/office/word/2020/wordml/sdtdatahash" xmlns:w16se="http://schemas.microsoft.com/office/word/2015/wordml/symex" xmlns:wpg="http://schemas.microsoft.com/office/word/2010/wordprocessingGroup" xmlns:wpi="http://schemas.microsoft.com/office/word/2010/wordprocessingInk" xmlns:wne="http://schemas.microsoft.com/office/word/2006/wordml" xmlns:wps="http://schemas.microsoft.com/office/word/2010/wordprocessingShape" mc:Ignorable="w14 w15 w16se w16cid w16 w16cex w16sdtdh wp14">
+<w:document xmlns:o="urn:schemas-microsoft-com:office:office" xmlns:r="http://schemas.openxmlformats.org/officeDocument/2006/relationships" xmlns:v="urn:schemas-microsoft-com:vml" xmlns:w="http://schemas.openxmlformats.org/wordprocessingml/2006/main" xmlns:w10="urn:schemas-microsoft-com:office:word" xmlns:wp="http://schemas.openxmlformats.org/drawingml/2006/wordprocessingDrawing" xmlns:pic="http://schemas.openxmlformats.org/drawingml/2006/picture" xmlns:wps="http://schemas.microsoft.com/office/word/2010/wordprocessingShape" xmlns:wpg="http://schemas.microsoft.com/office/word/2010/wordprocessingGroup" xmlns:mc="http://schemas.openxmlformats.org/markup-compatibility/2006" xmlns:wp14="http://schemas.microsoft.com/office/word/2010/wordprocessingDrawing" xmlns:w14="http://schemas.microsoft.com/office/word/2010/wordml" xmlns:w15="http://schemas.microsoft.com/office/word/2012/wordml" mc:Ignorable="w14 wp14 w15">
   <w:body>
-    <w:p/>
+    <w:p>
+      <w:pPr>
+        <w:pStyle w:val="Normal"/>
+        <w:numPr>
+          <w:ilvl w:val="0"/>
+          <w:numId w:val="1"/>
+        </w:numPr>
+        <w:pBdr/>
+        <w:spacing w:before="0" w:after="0"/>
+        <w:rPr>
+          <w:rFonts w:ascii="Times New Roman" w:hAnsi="Times New Roman" w:eastAsia="Times New Roman" w:cs="Times New Roman"/>
+          <w:b/>
+          <w:color w:val="000000"/>
+          <w:sz w:val="28"/>
+          <w:szCs w:val="28"/>
+        </w:rPr>
+      </w:pPr>
+      <w:r>
+        <w:rPr>
+          <w:rFonts w:eastAsia="Times New Roman" w:cs="Times New Roman" w:ascii="Times New Roman" w:hAnsi="Times New Roman"/>
+          <w:b/>
+          <w:color w:val="0D0D0D"/>
+          <w:sz w:val="28"/>
+          <w:szCs w:val="28"/>
+        </w:rPr>
+        <w:t xml:space="preserve">Analysis of your </w:t>
+      </w:r>
+      <w:r>
+        <w:rPr>
+          <w:rFonts w:eastAsia="Times New Roman" w:cs="Times New Roman" w:ascii="Times New Roman" w:hAnsi="Times New Roman"/>
+          <w:b/>
+          <w:color w:val="0D0D0D"/>
+          <w:sz w:val="28"/>
+          <w:szCs w:val="28"/>
+        </w:rPr>
+        <w:t>Security controls – Report</w:t>
+      </w:r>
+    </w:p>
+    <w:p>
+      <w:pPr>
+        <w:pStyle w:val="Normal"/>
+        <w:pBdr/>
+        <w:tabs>
+          <w:tab w:val="clear" w:pos="720"/>
+          <w:tab w:val="left" w:pos="10065" w:leader="none"/>
+        </w:tabs>
+        <w:spacing w:lineRule="auto" w:line="240" w:before="0" w:after="150"/>
+        <w:ind w:left="1080"/>
+        <w:rPr>
+          <w:rFonts w:ascii="Times New Roman" w:hAnsi="Times New Roman" w:eastAsia="Times New Roman" w:cs="Times New Roman"/>
+          <w:color w:val="212121"/>
+          <w:sz w:val="24"/>
+          <w:szCs w:val="24"/>
+        </w:rPr>
+      </w:pPr>
+      <w:r>
+        <w:rPr>
+          <w:rFonts w:eastAsia="Times New Roman" w:cs="Times New Roman" w:ascii="Times New Roman" w:hAnsi="Times New Roman"/>
+          <w:b/>
+          <w:color w:val="2F3031"/>
+          <w:sz w:val="24"/>
+          <w:szCs w:val="24"/>
+          <w:u w:val="single"/>
+        </w:rPr>
+        <w:t>Instructions:</w:t>
+      </w:r>
+      <w:r>
+        <w:rPr>
+          <w:rFonts w:eastAsia="Times New Roman" w:cs="Times New Roman" w:ascii="Times New Roman" w:hAnsi="Times New Roman"/>
+          <w:color w:val="2F3031"/>
+          <w:sz w:val="24"/>
+          <w:szCs w:val="24"/>
+        </w:rPr>
+        <w:t xml:space="preserve"> In your documentation make sure you create statements of </w:t>
+      </w:r>
+      <w:r>
+        <w:rPr>
+          <w:rFonts w:eastAsia="Times New Roman" w:cs="Times New Roman" w:ascii="Times New Roman" w:hAnsi="Times New Roman"/>
+          <w:color w:val="2F3031"/>
+          <w:sz w:val="24"/>
+          <w:szCs w:val="24"/>
+        </w:rPr>
+        <w:t>how you secured your documents and development.</w:t>
+      </w:r>
+    </w:p>
+    <w:p>
+      <w:pPr>
+        <w:pStyle w:val="Normal"/>
+        <w:pBdr/>
+        <w:tabs>
+          <w:tab w:val="clear" w:pos="720"/>
+          <w:tab w:val="left" w:pos="10065" w:leader="none"/>
+        </w:tabs>
+        <w:spacing w:lineRule="auto" w:line="240" w:before="0" w:after="150"/>
+        <w:ind w:hanging="0" w:left="0"/>
+        <w:rPr>
+          <w:rFonts w:ascii="Times New Roman" w:hAnsi="Times New Roman" w:eastAsia="Times New Roman" w:cs="Times New Roman"/>
+          <w:color w:val="2F3031"/>
+          <w:sz w:val="24"/>
+          <w:szCs w:val="24"/>
+        </w:rPr>
+      </w:pPr>
+      <w:r>
+        <w:rPr>
+          <w:rFonts w:eastAsia="Times New Roman" w:cs="Times New Roman" w:ascii="Times New Roman" w:hAnsi="Times New Roman"/>
+          <w:color w:val="2F3031"/>
+          <w:sz w:val="24"/>
+          <w:szCs w:val="24"/>
+        </w:rPr>
+      </w:r>
+    </w:p>
+    <w:p>
+      <w:pPr>
+        <w:pStyle w:val="Heading2"/>
+        <w:rPr/>
+      </w:pPr>
+      <w:r>
+        <w:rPr/>
+        <w:t>Range of security controls</w:t>
+      </w:r>
+    </w:p>
+    <w:p>
+      <w:pPr>
+        <w:pStyle w:val="Normal"/>
+        <w:numPr>
+          <w:ilvl w:val="0"/>
+          <w:numId w:val="2"/>
+        </w:numPr>
+        <w:rPr/>
+      </w:pPr>
+      <w:r>
+        <w:rPr/>
+        <w:t>All documents were saved and downloaded onto two separate mediums (My mac book and my Desktop)</w:t>
+      </w:r>
+    </w:p>
+    <w:p>
+      <w:pPr>
+        <w:pStyle w:val="Normal"/>
+        <w:numPr>
+          <w:ilvl w:val="0"/>
+          <w:numId w:val="2"/>
+        </w:numPr>
+        <w:rPr/>
+      </w:pPr>
+      <w:r>
+        <w:rPr/>
+        <w:t>All documents were saved and downloaded onto GitHub Desktop, a file saving and version control software</w:t>
+      </w:r>
+    </w:p>
+    <w:p>
+      <w:pPr>
+        <w:pStyle w:val="Normal"/>
+        <w:numPr>
+          <w:ilvl w:val="0"/>
+          <w:numId w:val="2"/>
+        </w:numPr>
+        <w:rPr/>
+      </w:pPr>
+      <w:r>
+        <w:rPr/>
+        <w:t>All documents were saved and downloaded and updated regularly onto GitHub desktop, with their version being labelled in accordance to date and time</w:t>
+      </w:r>
+    </w:p>
+    <w:p>
+      <w:pPr>
+        <w:pStyle w:val="Normal"/>
+        <w:numPr>
+          <w:ilvl w:val="0"/>
+          <w:numId w:val="2"/>
+        </w:numPr>
+        <w:rPr/>
+      </w:pPr>
+      <w:r>
+        <w:rPr/>
+        <w:t>All documents were saved and downloaded onto a safely secured and password protected cloud program (GitHub Desktop) that is protected from public view</w:t>
+      </w:r>
+    </w:p>
+    <w:p>
+      <w:pPr>
+        <w:pStyle w:val="Normal"/>
+        <w:numPr>
+          <w:ilvl w:val="0"/>
+          <w:numId w:val="2"/>
+        </w:numPr>
+        <w:rPr/>
+      </w:pPr>
+      <w:r>
+        <w:rPr/>
+        <w:t>All documents were saved and downloaded onto a safely secured and password protected physical tech medium (Laptop and Desktop)</w:t>
+      </w:r>
+    </w:p>
+    <w:p>
+      <w:pPr>
+        <w:pStyle w:val="Normal"/>
+        <w:numPr>
+          <w:ilvl w:val="0"/>
+          <w:numId w:val="2"/>
+        </w:numPr>
+        <w:rPr/>
+      </w:pPr>
+      <w:r>
+        <w:rPr/>
+        <w:t>All Infographics, databases, spreadsheets and other shareable mediums of data have been appropriately labelled with their owner’s name and in some cases, requests to not distribute without permission. (Infographic)</w:t>
+      </w:r>
+    </w:p>
+    <w:p>
+      <w:pPr>
+        <w:pStyle w:val="Normal"/>
+        <w:rPr/>
+      </w:pPr>
+      <w:r>
+        <w:rPr/>
+      </w:r>
+    </w:p>
+    <w:p>
+      <w:pPr>
+        <w:pStyle w:val="Normal"/>
+        <w:numPr>
+          <w:ilvl w:val="0"/>
+          <w:numId w:val="1"/>
+        </w:numPr>
+        <w:pBdr/>
+        <w:spacing w:before="0" w:after="0"/>
+        <w:rPr>
+          <w:rFonts w:ascii="Times New Roman" w:hAnsi="Times New Roman" w:eastAsia="Times New Roman" w:cs="Times New Roman"/>
+          <w:b/>
+          <w:color w:val="000000"/>
+          <w:sz w:val="28"/>
+          <w:szCs w:val="28"/>
+        </w:rPr>
+      </w:pPr>
+      <w:r>
+        <w:rPr>
+          <w:rFonts w:eastAsia="Times New Roman" w:cs="Times New Roman" w:ascii="Times New Roman" w:hAnsi="Times New Roman"/>
+          <w:b/>
+          <w:color w:val="0D0D0D"/>
+          <w:sz w:val="28"/>
+          <w:szCs w:val="28"/>
+        </w:rPr>
+        <w:t>Report and display evidence of test data – Report</w:t>
+      </w:r>
+    </w:p>
+    <w:p>
+      <w:pPr>
+        <w:pStyle w:val="Normal"/>
+        <w:pBdr/>
+        <w:tabs>
+          <w:tab w:val="clear" w:pos="720"/>
+          <w:tab w:val="left" w:pos="10065" w:leader="none"/>
+        </w:tabs>
+        <w:spacing w:lineRule="auto" w:line="240" w:before="0" w:after="150"/>
+        <w:ind w:left="1080"/>
+        <w:rPr>
+          <w:rFonts w:ascii="Times New Roman" w:hAnsi="Times New Roman" w:eastAsia="Times New Roman" w:cs="Times New Roman"/>
+          <w:color w:val="212121"/>
+          <w:sz w:val="24"/>
+          <w:szCs w:val="24"/>
+        </w:rPr>
+      </w:pPr>
+      <w:r>
+        <w:rPr>
+          <w:rFonts w:eastAsia="Times New Roman" w:cs="Times New Roman" w:ascii="Times New Roman" w:hAnsi="Times New Roman"/>
+          <w:b/>
+          <w:color w:val="2F3031"/>
+          <w:sz w:val="24"/>
+          <w:szCs w:val="24"/>
+          <w:u w:val="single"/>
+        </w:rPr>
+        <w:t>Instructions:</w:t>
+      </w:r>
+      <w:r>
+        <w:rPr>
+          <w:rFonts w:eastAsia="Times New Roman" w:cs="Times New Roman" w:ascii="Times New Roman" w:hAnsi="Times New Roman"/>
+          <w:color w:val="2F3031"/>
+          <w:sz w:val="24"/>
+          <w:szCs w:val="24"/>
+        </w:rPr>
+        <w:t xml:space="preserve"> In your documentation, </w:t>
+      </w:r>
+      <w:r>
+        <w:rPr>
+          <w:rFonts w:eastAsia="Times New Roman" w:cs="Times New Roman" w:ascii="Times New Roman" w:hAnsi="Times New Roman"/>
+          <w:color w:val="2F3031"/>
+          <w:sz w:val="24"/>
+          <w:szCs w:val="24"/>
+        </w:rPr>
+        <w:t>provide evidence of test plan data for database queries, spreadsheet formulas and infographics and/or dynamic data visualisations.</w:t>
+      </w:r>
+    </w:p>
+    <w:p>
+      <w:pPr>
+        <w:pStyle w:val="Normal"/>
+        <w:pBdr/>
+        <w:tabs>
+          <w:tab w:val="clear" w:pos="720"/>
+          <w:tab w:val="left" w:pos="10065" w:leader="none"/>
+        </w:tabs>
+        <w:spacing w:lineRule="auto" w:line="240" w:before="0" w:after="150"/>
+        <w:ind w:hanging="0" w:left="0"/>
+        <w:rPr>
+          <w:rFonts w:ascii="Times New Roman" w:hAnsi="Times New Roman" w:eastAsia="Times New Roman" w:cs="Times New Roman"/>
+          <w:color w:val="2F3031"/>
+          <w:sz w:val="24"/>
+          <w:szCs w:val="24"/>
+        </w:rPr>
+      </w:pPr>
+      <w:r>
+        <w:rPr>
+          <w:rFonts w:eastAsia="Times New Roman" w:cs="Times New Roman" w:ascii="Times New Roman" w:hAnsi="Times New Roman"/>
+          <w:color w:val="2F3031"/>
+          <w:sz w:val="24"/>
+          <w:szCs w:val="24"/>
+        </w:rPr>
+      </w:r>
+    </w:p>
+    <w:p>
+      <w:pPr>
+        <w:pStyle w:val="Heading2"/>
+        <w:rPr/>
+      </w:pPr>
+      <w:r>
+        <w:rPr/>
+        <w:t>Evidence of completion</w:t>
+      </w:r>
+    </w:p>
+    <w:p>
+      <w:pPr>
+        <w:pStyle w:val="ListParagraph"/>
+        <w:ind w:left="0"/>
+        <w:rPr>
+          <w:b/>
+          <w:bCs/>
+          <w:sz w:val="32"/>
+          <w:szCs w:val="32"/>
+        </w:rPr>
+      </w:pPr>
+      <w:r>
+        <w:rPr>
+          <w:b/>
+          <w:bCs/>
+          <w:sz w:val="32"/>
+          <w:szCs w:val="32"/>
+        </w:rPr>
+        <w:t>Test Plan</w:t>
+      </w:r>
+    </w:p>
+    <w:p>
+      <w:pPr>
+        <w:pStyle w:val="ListParagraph"/>
+        <w:ind w:left="0"/>
+        <w:rPr/>
+      </w:pPr>
+      <w:r>
+        <w:rPr/>
+        <w:t>A detailed documentation of formal testing of the solution- provides testing instructions and expected test results for the tester to conduct the tests and provide feedback to developer.</w:t>
+      </w:r>
+    </w:p>
+    <w:p>
+      <w:pPr>
+        <w:pStyle w:val="ListParagraph"/>
+        <w:ind w:left="0"/>
+        <w:rPr/>
+      </w:pPr>
+      <w:r>
+        <w:rPr/>
+      </w:r>
+    </w:p>
+    <w:tbl>
+      <w:tblPr>
+        <w:tblStyle w:val="TableGrid"/>
+        <w:tblW w:w="10485" w:type="dxa"/>
+        <w:jc w:val="left"/>
+        <w:tblInd w:w="0" w:type="dxa"/>
+        <w:tblLayout w:type="fixed"/>
+        <w:tblCellMar>
+          <w:top w:w="0" w:type="dxa"/>
+          <w:left w:w="108" w:type="dxa"/>
+          <w:bottom w:w="0" w:type="dxa"/>
+          <w:right w:w="108" w:type="dxa"/>
+        </w:tblCellMar>
+        <w:tblLook w:firstRow="1" w:noVBand="1" w:lastRow="0" w:firstColumn="1" w:lastColumn="0" w:noHBand="0" w:val="04a0"/>
+      </w:tblPr>
+      <w:tblGrid>
+        <w:gridCol w:w="1838"/>
+        <w:gridCol w:w="2692"/>
+        <w:gridCol w:w="1843"/>
+        <w:gridCol w:w="1805"/>
+        <w:gridCol w:w="889"/>
+        <w:gridCol w:w="1417"/>
+      </w:tblGrid>
+      <w:tr>
+        <w:trPr/>
+        <w:tc>
+          <w:tcPr>
+            <w:tcW w:w="1838" w:type="dxa"/>
+            <w:tcBorders/>
+            <w:shd w:color="auto" w:fill="D9D9D9" w:themeFill="background1" w:themeFillShade="d9" w:val="clear"/>
+          </w:tcPr>
+          <w:p>
+            <w:pPr>
+              <w:pStyle w:val="ListParagraph"/>
+              <w:widowControl/>
+              <w:spacing w:before="0" w:after="0"/>
+              <w:ind w:left="0"/>
+              <w:contextualSpacing/>
+              <w:jc w:val="left"/>
+              <w:rPr>
+                <w:rFonts w:ascii="Aptos" w:hAnsi="Aptos" w:eastAsia="Aptos" w:cs=""/>
+                <w:kern w:val="2"/>
+                <w:sz w:val="24"/>
+                <w:szCs w:val="24"/>
+                <w:lang w:val="en-AU" w:eastAsia="en-US" w:bidi="ar-SA"/>
+              </w:rPr>
+            </w:pPr>
+            <w:r>
+              <w:rPr>
+                <w:rFonts w:eastAsia="Aptos" w:cs=""/>
+                <w:kern w:val="2"/>
+                <w:sz w:val="24"/>
+                <w:szCs w:val="24"/>
+                <w:lang w:val="en-AU" w:eastAsia="en-US" w:bidi="ar-SA"/>
+              </w:rPr>
+              <w:t>List of solution features to be tested</w:t>
+            </w:r>
+          </w:p>
+        </w:tc>
+        <w:tc>
+          <w:tcPr>
+            <w:tcW w:w="2692" w:type="dxa"/>
+            <w:tcBorders/>
+            <w:shd w:color="auto" w:fill="D9D9D9" w:themeFill="background1" w:themeFillShade="d9" w:val="clear"/>
+          </w:tcPr>
+          <w:p>
+            <w:pPr>
+              <w:pStyle w:val="ListParagraph"/>
+              <w:widowControl/>
+              <w:spacing w:before="0" w:after="0"/>
+              <w:ind w:left="0"/>
+              <w:contextualSpacing/>
+              <w:jc w:val="left"/>
+              <w:rPr>
+                <w:rFonts w:ascii="Aptos" w:hAnsi="Aptos" w:eastAsia="Aptos" w:cs=""/>
+                <w:kern w:val="2"/>
+                <w:sz w:val="24"/>
+                <w:szCs w:val="24"/>
+                <w:lang w:val="en-AU" w:eastAsia="en-US" w:bidi="ar-SA"/>
+              </w:rPr>
+            </w:pPr>
+            <w:r>
+              <w:rPr>
+                <w:rFonts w:eastAsia="Aptos" w:cs=""/>
+                <w:kern w:val="2"/>
+                <w:sz w:val="24"/>
+                <w:szCs w:val="24"/>
+                <w:lang w:val="en-AU" w:eastAsia="en-US" w:bidi="ar-SA"/>
+              </w:rPr>
+              <w:t>Testing instructions with test data provided</w:t>
+            </w:r>
+          </w:p>
+        </w:tc>
+        <w:tc>
+          <w:tcPr>
+            <w:tcW w:w="1843" w:type="dxa"/>
+            <w:tcBorders/>
+            <w:shd w:color="auto" w:fill="D9D9D9" w:themeFill="background1" w:themeFillShade="d9" w:val="clear"/>
+          </w:tcPr>
+          <w:p>
+            <w:pPr>
+              <w:pStyle w:val="ListParagraph"/>
+              <w:widowControl/>
+              <w:spacing w:before="0" w:after="0"/>
+              <w:ind w:left="0"/>
+              <w:contextualSpacing/>
+              <w:jc w:val="left"/>
+              <w:rPr>
+                <w:rFonts w:ascii="Aptos" w:hAnsi="Aptos" w:eastAsia="Aptos" w:cs=""/>
+                <w:kern w:val="2"/>
+                <w:sz w:val="24"/>
+                <w:szCs w:val="24"/>
+                <w:lang w:val="en-AU" w:eastAsia="en-US" w:bidi="ar-SA"/>
+              </w:rPr>
+            </w:pPr>
+            <w:r>
+              <w:rPr>
+                <w:rFonts w:eastAsia="Aptos" w:cs=""/>
+                <w:kern w:val="2"/>
+                <w:sz w:val="24"/>
+                <w:szCs w:val="24"/>
+                <w:lang w:val="en-AU" w:eastAsia="en-US" w:bidi="ar-SA"/>
+              </w:rPr>
+              <w:t>Expected result</w:t>
+            </w:r>
+          </w:p>
+        </w:tc>
+        <w:tc>
+          <w:tcPr>
+            <w:tcW w:w="1805" w:type="dxa"/>
+            <w:tcBorders/>
+            <w:shd w:color="auto" w:fill="D9D9D9" w:themeFill="background1" w:themeFillShade="d9" w:val="clear"/>
+          </w:tcPr>
+          <w:p>
+            <w:pPr>
+              <w:pStyle w:val="ListParagraph"/>
+              <w:widowControl/>
+              <w:spacing w:before="0" w:after="0"/>
+              <w:ind w:left="0"/>
+              <w:contextualSpacing/>
+              <w:jc w:val="left"/>
+              <w:rPr>
+                <w:rFonts w:ascii="Aptos" w:hAnsi="Aptos" w:eastAsia="Aptos" w:cs=""/>
+                <w:kern w:val="2"/>
+                <w:sz w:val="24"/>
+                <w:szCs w:val="24"/>
+                <w:lang w:val="en-AU" w:eastAsia="en-US" w:bidi="ar-SA"/>
+              </w:rPr>
+            </w:pPr>
+            <w:r>
+              <w:rPr>
+                <w:rFonts w:eastAsia="Aptos" w:cs=""/>
+                <w:kern w:val="2"/>
+                <w:sz w:val="24"/>
+                <w:szCs w:val="24"/>
+                <w:lang w:val="en-AU" w:eastAsia="en-US" w:bidi="ar-SA"/>
+              </w:rPr>
+              <w:t>Actual result after testing</w:t>
+            </w:r>
+          </w:p>
+        </w:tc>
+        <w:tc>
+          <w:tcPr>
+            <w:tcW w:w="889" w:type="dxa"/>
+            <w:tcBorders/>
+            <w:shd w:color="auto" w:fill="D9D9D9" w:themeFill="background1" w:themeFillShade="d9" w:val="clear"/>
+          </w:tcPr>
+          <w:p>
+            <w:pPr>
+              <w:pStyle w:val="ListParagraph"/>
+              <w:widowControl/>
+              <w:spacing w:before="0" w:after="0"/>
+              <w:ind w:left="0"/>
+              <w:contextualSpacing/>
+              <w:jc w:val="left"/>
+              <w:rPr>
+                <w:rFonts w:ascii="Aptos" w:hAnsi="Aptos" w:eastAsia="Aptos" w:cs=""/>
+                <w:kern w:val="2"/>
+                <w:sz w:val="24"/>
+                <w:szCs w:val="24"/>
+                <w:lang w:val="en-AU" w:eastAsia="en-US" w:bidi="ar-SA"/>
+              </w:rPr>
+            </w:pPr>
+            <w:r>
+              <w:rPr>
+                <w:rFonts w:eastAsia="Aptos" w:cs=""/>
+                <w:kern w:val="2"/>
+                <w:sz w:val="24"/>
+                <w:szCs w:val="24"/>
+                <w:lang w:val="en-AU" w:eastAsia="en-US" w:bidi="ar-SA"/>
+              </w:rPr>
+            </w:r>
+          </w:p>
+        </w:tc>
+        <w:tc>
+          <w:tcPr>
+            <w:tcW w:w="1417" w:type="dxa"/>
+            <w:tcBorders/>
+            <w:shd w:color="auto" w:fill="D9D9D9" w:themeFill="background1" w:themeFillShade="d9" w:val="clear"/>
+          </w:tcPr>
+          <w:p>
+            <w:pPr>
+              <w:pStyle w:val="ListParagraph"/>
+              <w:widowControl/>
+              <w:spacing w:before="0" w:after="0"/>
+              <w:ind w:left="0"/>
+              <w:contextualSpacing/>
+              <w:jc w:val="left"/>
+              <w:rPr>
+                <w:rFonts w:ascii="Aptos" w:hAnsi="Aptos" w:eastAsia="Aptos" w:cs=""/>
+                <w:kern w:val="2"/>
+                <w:sz w:val="24"/>
+                <w:szCs w:val="24"/>
+                <w:lang w:val="en-AU" w:eastAsia="en-US" w:bidi="ar-SA"/>
+              </w:rPr>
+            </w:pPr>
+            <w:r>
+              <w:rPr>
+                <w:rFonts w:eastAsia="Aptos" w:cs=""/>
+                <w:kern w:val="2"/>
+                <w:sz w:val="24"/>
+                <w:szCs w:val="24"/>
+                <w:lang w:val="en-AU" w:eastAsia="en-US" w:bidi="ar-SA"/>
+              </w:rPr>
+            </w:r>
+          </w:p>
+        </w:tc>
+      </w:tr>
+      <w:tr>
+        <w:trPr/>
+        <w:tc>
+          <w:tcPr>
+            <w:tcW w:w="1838" w:type="dxa"/>
+            <w:tcBorders/>
+          </w:tcPr>
+          <w:p>
+            <w:pPr>
+              <w:pStyle w:val="ListParagraph"/>
+              <w:widowControl/>
+              <w:spacing w:before="0" w:after="0"/>
+              <w:ind w:left="0"/>
+              <w:contextualSpacing/>
+              <w:jc w:val="left"/>
+              <w:rPr>
+                <w:sz w:val="18"/>
+                <w:szCs w:val="18"/>
+              </w:rPr>
+            </w:pPr>
+            <w:r>
+              <w:rPr>
+                <w:rFonts w:eastAsia="Aptos" w:cs=""/>
+                <w:kern w:val="2"/>
+                <w:sz w:val="18"/>
+                <w:szCs w:val="18"/>
+                <w:lang w:val="en-AU" w:eastAsia="en-US" w:bidi="ar-SA"/>
+              </w:rPr>
+              <w:t>Queries</w:t>
+            </w:r>
+          </w:p>
+        </w:tc>
+        <w:tc>
+          <w:tcPr>
+            <w:tcW w:w="2692" w:type="dxa"/>
+            <w:tcBorders/>
+          </w:tcPr>
+          <w:p>
+            <w:pPr>
+              <w:pStyle w:val="ListParagraph"/>
+              <w:widowControl/>
+              <w:spacing w:before="0" w:after="0"/>
+              <w:ind w:left="0"/>
+              <w:contextualSpacing/>
+              <w:jc w:val="left"/>
+              <w:rPr>
+                <w:sz w:val="18"/>
+                <w:szCs w:val="18"/>
+              </w:rPr>
+            </w:pPr>
+            <w:r>
+              <w:rPr>
+                <w:rFonts w:eastAsia="Aptos" w:cs=""/>
+                <w:kern w:val="2"/>
+                <w:sz w:val="18"/>
+                <w:szCs w:val="18"/>
+                <w:lang w:val="en-AU" w:eastAsia="en-US" w:bidi="ar-SA"/>
+              </w:rPr>
+              <w:t xml:space="preserve">Create a query asking for </w:t>
+            </w:r>
+            <w:r>
+              <w:rPr>
+                <w:rFonts w:eastAsia="Aptos" w:cs=""/>
+                <w:kern w:val="2"/>
+                <w:sz w:val="18"/>
+                <w:szCs w:val="18"/>
+                <w:lang w:val="en-AU" w:eastAsia="en-US" w:bidi="ar-SA"/>
+              </w:rPr>
+              <w:t>level</w:t>
+            </w:r>
+            <w:r>
+              <w:rPr>
+                <w:rFonts w:eastAsia="Aptos" w:cs=""/>
+                <w:kern w:val="2"/>
+                <w:sz w:val="18"/>
+                <w:szCs w:val="18"/>
+                <w:lang w:val="en-AU" w:eastAsia="en-US" w:bidi="ar-SA"/>
+              </w:rPr>
+              <w:t xml:space="preserve"> of </w:t>
+            </w:r>
+            <w:r>
+              <w:rPr>
+                <w:rFonts w:eastAsia="Aptos" w:cs=""/>
+                <w:kern w:val="2"/>
+                <w:sz w:val="18"/>
+                <w:szCs w:val="18"/>
+                <w:lang w:val="en-AU" w:eastAsia="en-US" w:bidi="ar-SA"/>
+              </w:rPr>
+              <w:t>pH</w:t>
+            </w:r>
+            <w:r>
+              <w:rPr>
+                <w:rFonts w:eastAsia="Aptos" w:cs=""/>
+                <w:kern w:val="2"/>
+                <w:sz w:val="18"/>
+                <w:szCs w:val="18"/>
+                <w:lang w:val="en-AU" w:eastAsia="en-US" w:bidi="ar-SA"/>
+              </w:rPr>
+              <w:t xml:space="preserve"> from highest to lowest</w:t>
+            </w:r>
+          </w:p>
+        </w:tc>
+        <w:tc>
+          <w:tcPr>
+            <w:tcW w:w="1843" w:type="dxa"/>
+            <w:tcBorders/>
+          </w:tcPr>
+          <w:p>
+            <w:pPr>
+              <w:pStyle w:val="ListParagraph"/>
+              <w:widowControl/>
+              <w:spacing w:before="0" w:after="0"/>
+              <w:ind w:left="0"/>
+              <w:contextualSpacing/>
+              <w:jc w:val="left"/>
+              <w:rPr>
+                <w:sz w:val="18"/>
+                <w:szCs w:val="18"/>
+              </w:rPr>
+            </w:pPr>
+            <w:r>
+              <w:rPr>
+                <w:rFonts w:eastAsia="Aptos" w:cs=""/>
+                <w:kern w:val="2"/>
+                <w:sz w:val="18"/>
+                <w:szCs w:val="18"/>
+                <w:lang w:val="en-AU" w:eastAsia="en-US" w:bidi="ar-SA"/>
+              </w:rPr>
+              <w:t>pH</w:t>
+            </w:r>
+            <w:r>
+              <w:rPr>
+                <w:rFonts w:eastAsia="Aptos" w:cs=""/>
+                <w:kern w:val="2"/>
+                <w:sz w:val="18"/>
+                <w:szCs w:val="18"/>
+                <w:lang w:val="en-AU" w:eastAsia="en-US" w:bidi="ar-SA"/>
+              </w:rPr>
+              <w:t xml:space="preserve"> will be displayed in relation to price</w:t>
+            </w:r>
+          </w:p>
+        </w:tc>
+        <w:tc>
+          <w:tcPr>
+            <w:tcW w:w="1805" w:type="dxa"/>
+            <w:tcBorders/>
+          </w:tcPr>
+          <w:p>
+            <w:pPr>
+              <w:pStyle w:val="ListParagraph"/>
+              <w:widowControl/>
+              <w:spacing w:before="0" w:after="0"/>
+              <w:ind w:left="0"/>
+              <w:contextualSpacing/>
+              <w:jc w:val="left"/>
+              <w:rPr>
+                <w:sz w:val="18"/>
+                <w:szCs w:val="18"/>
+              </w:rPr>
+            </w:pPr>
+            <w:r>
+              <w:rPr>
+                <w:rFonts w:eastAsia="Aptos" w:cs=""/>
+                <w:kern w:val="2"/>
+                <w:sz w:val="18"/>
+                <w:szCs w:val="18"/>
+                <w:lang w:val="en-AU" w:eastAsia="en-US" w:bidi="ar-SA"/>
+              </w:rPr>
+              <w:t>pH</w:t>
+            </w:r>
+            <w:r>
+              <w:rPr>
+                <w:rFonts w:eastAsia="Aptos" w:cs=""/>
+                <w:kern w:val="2"/>
+                <w:sz w:val="18"/>
+                <w:szCs w:val="18"/>
+                <w:lang w:val="en-AU" w:eastAsia="en-US" w:bidi="ar-SA"/>
+              </w:rPr>
+              <w:t xml:space="preserve"> were displayed in relation to </w:t>
+            </w:r>
+            <w:r>
+              <w:rPr>
+                <w:rFonts w:eastAsia="Aptos" w:cs=""/>
+                <w:kern w:val="2"/>
+                <w:sz w:val="18"/>
+                <w:szCs w:val="18"/>
+                <w:lang w:val="en-AU" w:eastAsia="en-US" w:bidi="ar-SA"/>
+              </w:rPr>
+              <w:t>level</w:t>
+            </w:r>
+          </w:p>
+        </w:tc>
+        <w:tc>
+          <w:tcPr>
+            <w:tcW w:w="889" w:type="dxa"/>
+            <w:tcBorders/>
+          </w:tcPr>
+          <w:p>
+            <w:pPr>
+              <w:pStyle w:val="ListParagraph"/>
+              <w:widowControl/>
+              <w:spacing w:before="0" w:after="0"/>
+              <w:ind w:left="0"/>
+              <w:contextualSpacing/>
+              <w:jc w:val="left"/>
+              <w:rPr>
+                <w:sz w:val="18"/>
+                <w:szCs w:val="18"/>
+              </w:rPr>
+            </w:pPr>
+            <w:r>
+              <w:rPr>
+                <w:rFonts w:eastAsia="Aptos" w:cs=""/>
+                <w:kern w:val="2"/>
+                <w:sz w:val="24"/>
+                <w:szCs w:val="24"/>
+                <w:lang w:val="en-AU" w:eastAsia="en-US" w:bidi="ar-SA"/>
+              </w:rPr>
+            </w:r>
+          </w:p>
+        </w:tc>
+        <w:tc>
+          <w:tcPr>
+            <w:tcW w:w="1417" w:type="dxa"/>
+            <w:tcBorders/>
+          </w:tcPr>
+          <w:p>
+            <w:pPr>
+              <w:pStyle w:val="ListParagraph"/>
+              <w:widowControl/>
+              <w:spacing w:before="0" w:after="0"/>
+              <w:ind w:left="0"/>
+              <w:contextualSpacing/>
+              <w:jc w:val="left"/>
+              <w:rPr>
+                <w:sz w:val="18"/>
+                <w:szCs w:val="18"/>
+              </w:rPr>
+            </w:pPr>
+            <w:r>
+              <w:rPr>
+                <w:rFonts w:eastAsia="Aptos" w:cs=""/>
+                <w:kern w:val="2"/>
+                <w:sz w:val="24"/>
+                <w:szCs w:val="24"/>
+                <w:lang w:val="en-AU" w:eastAsia="en-US" w:bidi="ar-SA"/>
+              </w:rPr>
+            </w:r>
+          </w:p>
+        </w:tc>
+      </w:tr>
+      <w:tr>
+        <w:trPr/>
+        <w:tc>
+          <w:tcPr>
+            <w:tcW w:w="1838" w:type="dxa"/>
+            <w:tcBorders/>
+          </w:tcPr>
+          <w:p>
+            <w:pPr>
+              <w:pStyle w:val="ListParagraph"/>
+              <w:widowControl/>
+              <w:spacing w:before="0" w:after="0"/>
+              <w:ind w:left="0"/>
+              <w:contextualSpacing/>
+              <w:jc w:val="left"/>
+              <w:rPr>
+                <w:sz w:val="18"/>
+                <w:szCs w:val="18"/>
+              </w:rPr>
+            </w:pPr>
+            <w:r>
+              <w:rPr>
+                <w:rFonts w:eastAsia="Aptos" w:cs=""/>
+                <w:kern w:val="2"/>
+                <w:sz w:val="18"/>
+                <w:szCs w:val="18"/>
+                <w:lang w:val="en-AU" w:eastAsia="en-US" w:bidi="ar-SA"/>
+              </w:rPr>
+              <w:t>Table display</w:t>
+            </w:r>
+          </w:p>
+        </w:tc>
+        <w:tc>
+          <w:tcPr>
+            <w:tcW w:w="2692" w:type="dxa"/>
+            <w:tcBorders/>
+          </w:tcPr>
+          <w:p>
+            <w:pPr>
+              <w:pStyle w:val="ListParagraph"/>
+              <w:widowControl/>
+              <w:spacing w:before="0" w:after="0"/>
+              <w:ind w:left="0"/>
+              <w:contextualSpacing/>
+              <w:jc w:val="left"/>
+              <w:rPr>
+                <w:sz w:val="18"/>
+                <w:szCs w:val="18"/>
+              </w:rPr>
+            </w:pPr>
+            <w:r>
+              <w:rPr>
+                <w:rFonts w:eastAsia="Aptos" w:cs=""/>
+                <w:kern w:val="2"/>
+                <w:sz w:val="18"/>
+                <w:szCs w:val="18"/>
+                <w:lang w:val="en-AU" w:eastAsia="en-US" w:bidi="ar-SA"/>
+              </w:rPr>
+              <w:t>Open a new table in LibreOffice and give visual confirmation that table is displaying all elements correctly and in the right location</w:t>
+            </w:r>
+          </w:p>
+        </w:tc>
+        <w:tc>
+          <w:tcPr>
+            <w:tcW w:w="1843" w:type="dxa"/>
+            <w:tcBorders/>
+          </w:tcPr>
+          <w:p>
+            <w:pPr>
+              <w:pStyle w:val="ListParagraph"/>
+              <w:widowControl/>
+              <w:spacing w:before="0" w:after="0"/>
+              <w:ind w:left="0"/>
+              <w:contextualSpacing/>
+              <w:jc w:val="left"/>
+              <w:rPr>
+                <w:sz w:val="18"/>
+                <w:szCs w:val="18"/>
+              </w:rPr>
+            </w:pPr>
+            <w:r>
+              <w:rPr>
+                <w:rFonts w:eastAsia="Aptos" w:cs=""/>
+                <w:kern w:val="2"/>
+                <w:sz w:val="18"/>
+                <w:szCs w:val="18"/>
+                <w:lang w:val="en-AU" w:eastAsia="en-US" w:bidi="ar-SA"/>
+              </w:rPr>
+              <w:t>All elements will be formatted correctly and will display all elements correctly</w:t>
+            </w:r>
+          </w:p>
+        </w:tc>
+        <w:tc>
+          <w:tcPr>
+            <w:tcW w:w="1805" w:type="dxa"/>
+            <w:tcBorders/>
+          </w:tcPr>
+          <w:p>
+            <w:pPr>
+              <w:pStyle w:val="ListParagraph"/>
+              <w:widowControl/>
+              <w:spacing w:before="0" w:after="0"/>
+              <w:ind w:left="0"/>
+              <w:contextualSpacing/>
+              <w:jc w:val="left"/>
+              <w:rPr>
+                <w:sz w:val="18"/>
+                <w:szCs w:val="18"/>
+              </w:rPr>
+            </w:pPr>
+            <w:r>
+              <w:rPr>
+                <w:rFonts w:eastAsia="Aptos" w:cs=""/>
+                <w:kern w:val="2"/>
+                <w:sz w:val="18"/>
+                <w:szCs w:val="18"/>
+                <w:lang w:val="en-AU" w:eastAsia="en-US" w:bidi="ar-SA"/>
+              </w:rPr>
+              <w:t>Heads up display was rendered correctly and all elements are readable</w:t>
+            </w:r>
+          </w:p>
+        </w:tc>
+        <w:tc>
+          <w:tcPr>
+            <w:tcW w:w="889" w:type="dxa"/>
+            <w:tcBorders/>
+          </w:tcPr>
+          <w:p>
+            <w:pPr>
+              <w:pStyle w:val="ListParagraph"/>
+              <w:widowControl/>
+              <w:spacing w:before="0" w:after="0"/>
+              <w:ind w:left="0"/>
+              <w:contextualSpacing/>
+              <w:jc w:val="left"/>
+              <w:rPr>
+                <w:sz w:val="18"/>
+                <w:szCs w:val="18"/>
+              </w:rPr>
+            </w:pPr>
+            <w:r>
+              <w:rPr>
+                <w:rFonts w:eastAsia="Aptos" w:cs=""/>
+                <w:kern w:val="2"/>
+                <w:sz w:val="24"/>
+                <w:szCs w:val="24"/>
+                <w:lang w:val="en-AU" w:eastAsia="en-US" w:bidi="ar-SA"/>
+              </w:rPr>
+            </w:r>
+          </w:p>
+        </w:tc>
+        <w:tc>
+          <w:tcPr>
+            <w:tcW w:w="1417" w:type="dxa"/>
+            <w:tcBorders/>
+          </w:tcPr>
+          <w:p>
+            <w:pPr>
+              <w:pStyle w:val="ListParagraph"/>
+              <w:widowControl/>
+              <w:spacing w:before="0" w:after="0"/>
+              <w:ind w:left="0"/>
+              <w:contextualSpacing/>
+              <w:jc w:val="left"/>
+              <w:rPr>
+                <w:sz w:val="18"/>
+                <w:szCs w:val="18"/>
+              </w:rPr>
+            </w:pPr>
+            <w:r>
+              <w:rPr>
+                <w:rFonts w:eastAsia="Aptos" w:cs=""/>
+                <w:kern w:val="2"/>
+                <w:sz w:val="24"/>
+                <w:szCs w:val="24"/>
+                <w:lang w:val="en-AU" w:eastAsia="en-US" w:bidi="ar-SA"/>
+              </w:rPr>
+            </w:r>
+          </w:p>
+        </w:tc>
+      </w:tr>
+      <w:tr>
+        <w:trPr/>
+        <w:tc>
+          <w:tcPr>
+            <w:tcW w:w="1838" w:type="dxa"/>
+            <w:tcBorders/>
+          </w:tcPr>
+          <w:p>
+            <w:pPr>
+              <w:pStyle w:val="ListParagraph"/>
+              <w:widowControl/>
+              <w:spacing w:before="0" w:after="0"/>
+              <w:ind w:left="0"/>
+              <w:contextualSpacing/>
+              <w:jc w:val="left"/>
+              <w:rPr>
+                <w:sz w:val="18"/>
+                <w:szCs w:val="18"/>
+              </w:rPr>
+            </w:pPr>
+            <w:r>
+              <w:rPr>
+                <w:rFonts w:eastAsia="Aptos" w:cs=""/>
+                <w:kern w:val="2"/>
+                <w:sz w:val="18"/>
+                <w:szCs w:val="18"/>
+                <w:lang w:val="en-AU" w:eastAsia="en-US" w:bidi="ar-SA"/>
+              </w:rPr>
+              <w:t>Inputs</w:t>
+            </w:r>
+          </w:p>
+        </w:tc>
+        <w:tc>
+          <w:tcPr>
+            <w:tcW w:w="2692" w:type="dxa"/>
+            <w:tcBorders/>
+          </w:tcPr>
+          <w:p>
+            <w:pPr>
+              <w:pStyle w:val="ListParagraph"/>
+              <w:widowControl/>
+              <w:spacing w:before="0" w:after="0"/>
+              <w:ind w:left="0"/>
+              <w:contextualSpacing/>
+              <w:jc w:val="left"/>
+              <w:rPr>
+                <w:sz w:val="18"/>
+                <w:szCs w:val="18"/>
+              </w:rPr>
+            </w:pPr>
+            <w:r>
+              <w:rPr>
+                <w:rFonts w:eastAsia="Aptos" w:cs=""/>
+                <w:kern w:val="2"/>
+                <w:sz w:val="18"/>
+                <w:szCs w:val="18"/>
+                <w:lang w:val="en-AU" w:eastAsia="en-US" w:bidi="ar-SA"/>
+              </w:rPr>
+              <w:t>Check and see whether or not typing inputs in certain fields such as Booleans and Dates work</w:t>
+            </w:r>
+          </w:p>
+        </w:tc>
+        <w:tc>
+          <w:tcPr>
+            <w:tcW w:w="1843" w:type="dxa"/>
+            <w:tcBorders/>
+          </w:tcPr>
+          <w:p>
+            <w:pPr>
+              <w:pStyle w:val="ListParagraph"/>
+              <w:widowControl/>
+              <w:spacing w:before="0" w:after="0"/>
+              <w:ind w:left="0"/>
+              <w:contextualSpacing/>
+              <w:jc w:val="left"/>
+              <w:rPr>
+                <w:sz w:val="18"/>
+                <w:szCs w:val="18"/>
+              </w:rPr>
+            </w:pPr>
+            <w:r>
+              <w:rPr>
+                <w:rFonts w:eastAsia="Aptos" w:cs=""/>
+                <w:kern w:val="2"/>
+                <w:sz w:val="18"/>
+                <w:szCs w:val="18"/>
+                <w:lang w:val="en-AU" w:eastAsia="en-US" w:bidi="ar-SA"/>
+              </w:rPr>
+              <w:t>Booleans will deny restricted chars and Dates will only accept reasonable numbers</w:t>
+            </w:r>
+          </w:p>
+        </w:tc>
+        <w:tc>
+          <w:tcPr>
+            <w:tcW w:w="1805" w:type="dxa"/>
+            <w:tcBorders/>
+          </w:tcPr>
+          <w:p>
+            <w:pPr>
+              <w:pStyle w:val="ListParagraph"/>
+              <w:widowControl/>
+              <w:spacing w:before="0" w:after="0"/>
+              <w:ind w:left="0"/>
+              <w:contextualSpacing/>
+              <w:jc w:val="left"/>
+              <w:rPr>
+                <w:sz w:val="18"/>
+                <w:szCs w:val="18"/>
+              </w:rPr>
+            </w:pPr>
+            <w:r>
+              <w:rPr>
+                <w:rFonts w:eastAsia="Aptos" w:cs=""/>
+                <w:kern w:val="2"/>
+                <w:sz w:val="18"/>
+                <w:szCs w:val="18"/>
+                <w:lang w:val="en-AU" w:eastAsia="en-US" w:bidi="ar-SA"/>
+              </w:rPr>
+              <w:t>As intended</w:t>
+            </w:r>
+          </w:p>
+        </w:tc>
+        <w:tc>
+          <w:tcPr>
+            <w:tcW w:w="889" w:type="dxa"/>
+            <w:tcBorders/>
+          </w:tcPr>
+          <w:p>
+            <w:pPr>
+              <w:pStyle w:val="ListParagraph"/>
+              <w:widowControl/>
+              <w:spacing w:before="0" w:after="0"/>
+              <w:ind w:left="0"/>
+              <w:contextualSpacing/>
+              <w:jc w:val="left"/>
+              <w:rPr>
+                <w:sz w:val="18"/>
+                <w:szCs w:val="18"/>
+              </w:rPr>
+            </w:pPr>
+            <w:r>
+              <w:rPr>
+                <w:rFonts w:eastAsia="Aptos" w:cs=""/>
+                <w:kern w:val="2"/>
+                <w:sz w:val="24"/>
+                <w:szCs w:val="24"/>
+                <w:lang w:val="en-AU" w:eastAsia="en-US" w:bidi="ar-SA"/>
+              </w:rPr>
+            </w:r>
+          </w:p>
+        </w:tc>
+        <w:tc>
+          <w:tcPr>
+            <w:tcW w:w="1417" w:type="dxa"/>
+            <w:tcBorders/>
+          </w:tcPr>
+          <w:p>
+            <w:pPr>
+              <w:pStyle w:val="ListParagraph"/>
+              <w:widowControl/>
+              <w:spacing w:before="0" w:after="0"/>
+              <w:ind w:left="0"/>
+              <w:contextualSpacing/>
+              <w:jc w:val="left"/>
+              <w:rPr>
+                <w:sz w:val="18"/>
+                <w:szCs w:val="18"/>
+              </w:rPr>
+            </w:pPr>
+            <w:r>
+              <w:rPr>
+                <w:rFonts w:eastAsia="Aptos" w:cs=""/>
+                <w:kern w:val="2"/>
+                <w:sz w:val="24"/>
+                <w:szCs w:val="24"/>
+                <w:lang w:val="en-AU" w:eastAsia="en-US" w:bidi="ar-SA"/>
+              </w:rPr>
+            </w:r>
+          </w:p>
+        </w:tc>
+      </w:tr>
+      <w:tr>
+        <w:trPr/>
+        <w:tc>
+          <w:tcPr>
+            <w:tcW w:w="1838" w:type="dxa"/>
+            <w:tcBorders/>
+          </w:tcPr>
+          <w:p>
+            <w:pPr>
+              <w:pStyle w:val="ListParagraph"/>
+              <w:widowControl/>
+              <w:spacing w:before="0" w:after="0"/>
+              <w:ind w:left="0"/>
+              <w:contextualSpacing/>
+              <w:jc w:val="left"/>
+              <w:rPr>
+                <w:sz w:val="18"/>
+                <w:szCs w:val="18"/>
+              </w:rPr>
+            </w:pPr>
+            <w:r>
+              <w:rPr>
+                <w:rFonts w:eastAsia="Aptos" w:cs=""/>
+                <w:kern w:val="2"/>
+                <w:sz w:val="18"/>
+                <w:szCs w:val="18"/>
+                <w:lang w:val="en-AU" w:eastAsia="en-US" w:bidi="ar-SA"/>
+              </w:rPr>
+              <w:t>Processing</w:t>
+            </w:r>
+          </w:p>
+        </w:tc>
+        <w:tc>
+          <w:tcPr>
+            <w:tcW w:w="2692" w:type="dxa"/>
+            <w:tcBorders/>
+          </w:tcPr>
+          <w:p>
+            <w:pPr>
+              <w:pStyle w:val="ListParagraph"/>
+              <w:widowControl/>
+              <w:spacing w:before="0" w:after="0"/>
+              <w:ind w:left="0"/>
+              <w:contextualSpacing/>
+              <w:jc w:val="left"/>
+              <w:rPr>
+                <w:sz w:val="18"/>
+                <w:szCs w:val="18"/>
+              </w:rPr>
+            </w:pPr>
+            <w:r>
+              <w:rPr>
+                <w:rFonts w:eastAsia="Aptos" w:cs=""/>
+                <w:kern w:val="2"/>
+                <w:sz w:val="18"/>
+                <w:szCs w:val="18"/>
+                <w:lang w:val="en-AU" w:eastAsia="en-US" w:bidi="ar-SA"/>
+              </w:rPr>
+              <w:t>Record amount of time it takes for data to be processed by the solution</w:t>
+            </w:r>
+          </w:p>
+        </w:tc>
+        <w:tc>
+          <w:tcPr>
+            <w:tcW w:w="1843" w:type="dxa"/>
+            <w:tcBorders/>
+          </w:tcPr>
+          <w:p>
+            <w:pPr>
+              <w:pStyle w:val="ListParagraph"/>
+              <w:widowControl/>
+              <w:spacing w:before="0" w:after="0"/>
+              <w:ind w:left="0"/>
+              <w:contextualSpacing/>
+              <w:jc w:val="left"/>
+              <w:rPr>
+                <w:sz w:val="18"/>
+                <w:szCs w:val="18"/>
+              </w:rPr>
+            </w:pPr>
+            <w:r>
+              <w:rPr>
+                <w:rFonts w:eastAsia="Aptos" w:cs=""/>
+                <w:kern w:val="2"/>
+                <w:sz w:val="18"/>
+                <w:szCs w:val="18"/>
+                <w:lang w:val="en-AU" w:eastAsia="en-US" w:bidi="ar-SA"/>
+              </w:rPr>
+              <w:t>Minimal amount of time needed to process raw data into readable output</w:t>
+            </w:r>
+          </w:p>
+        </w:tc>
+        <w:tc>
+          <w:tcPr>
+            <w:tcW w:w="1805" w:type="dxa"/>
+            <w:tcBorders/>
+          </w:tcPr>
+          <w:p>
+            <w:pPr>
+              <w:pStyle w:val="ListParagraph"/>
+              <w:widowControl/>
+              <w:spacing w:before="0" w:after="0"/>
+              <w:ind w:left="0"/>
+              <w:contextualSpacing/>
+              <w:jc w:val="left"/>
+              <w:rPr>
+                <w:sz w:val="18"/>
+                <w:szCs w:val="18"/>
+              </w:rPr>
+            </w:pPr>
+            <w:r>
+              <w:rPr>
+                <w:rFonts w:eastAsia="Aptos" w:cs=""/>
+                <w:kern w:val="2"/>
+                <w:sz w:val="18"/>
+                <w:szCs w:val="18"/>
+                <w:lang w:val="en-AU" w:eastAsia="en-US" w:bidi="ar-SA"/>
+              </w:rPr>
+              <w:t>Sub one second time recorded</w:t>
+            </w:r>
+          </w:p>
+        </w:tc>
+        <w:tc>
+          <w:tcPr>
+            <w:tcW w:w="889" w:type="dxa"/>
+            <w:tcBorders/>
+          </w:tcPr>
+          <w:p>
+            <w:pPr>
+              <w:pStyle w:val="ListParagraph"/>
+              <w:widowControl/>
+              <w:spacing w:before="0" w:after="0"/>
+              <w:ind w:left="0"/>
+              <w:contextualSpacing/>
+              <w:jc w:val="left"/>
+              <w:rPr>
+                <w:sz w:val="18"/>
+                <w:szCs w:val="18"/>
+              </w:rPr>
+            </w:pPr>
+            <w:r>
+              <w:rPr>
+                <w:rFonts w:eastAsia="Aptos" w:cs=""/>
+                <w:kern w:val="2"/>
+                <w:sz w:val="24"/>
+                <w:szCs w:val="24"/>
+                <w:lang w:val="en-AU" w:eastAsia="en-US" w:bidi="ar-SA"/>
+              </w:rPr>
+            </w:r>
+          </w:p>
+        </w:tc>
+        <w:tc>
+          <w:tcPr>
+            <w:tcW w:w="1417" w:type="dxa"/>
+            <w:tcBorders/>
+          </w:tcPr>
+          <w:p>
+            <w:pPr>
+              <w:pStyle w:val="ListParagraph"/>
+              <w:widowControl/>
+              <w:spacing w:before="0" w:after="0"/>
+              <w:ind w:left="0"/>
+              <w:contextualSpacing/>
+              <w:jc w:val="left"/>
+              <w:rPr>
+                <w:sz w:val="18"/>
+                <w:szCs w:val="18"/>
+              </w:rPr>
+            </w:pPr>
+            <w:r>
+              <w:rPr>
+                <w:rFonts w:eastAsia="Aptos" w:cs=""/>
+                <w:kern w:val="2"/>
+                <w:sz w:val="24"/>
+                <w:szCs w:val="24"/>
+                <w:lang w:val="en-AU" w:eastAsia="en-US" w:bidi="ar-SA"/>
+              </w:rPr>
+            </w:r>
+          </w:p>
+        </w:tc>
+      </w:tr>
+      <w:tr>
+        <w:trPr/>
+        <w:tc>
+          <w:tcPr>
+            <w:tcW w:w="1838" w:type="dxa"/>
+            <w:tcBorders/>
+          </w:tcPr>
+          <w:p>
+            <w:pPr>
+              <w:pStyle w:val="ListParagraph"/>
+              <w:widowControl/>
+              <w:spacing w:before="0" w:after="0"/>
+              <w:ind w:left="0"/>
+              <w:contextualSpacing/>
+              <w:jc w:val="left"/>
+              <w:rPr>
+                <w:sz w:val="18"/>
+                <w:szCs w:val="18"/>
+              </w:rPr>
+            </w:pPr>
+            <w:r>
+              <w:rPr>
+                <w:rFonts w:eastAsia="Aptos" w:cs=""/>
+                <w:kern w:val="2"/>
+                <w:sz w:val="18"/>
+                <w:szCs w:val="18"/>
+                <w:lang w:val="en-AU" w:eastAsia="en-US" w:bidi="ar-SA"/>
+              </w:rPr>
+              <w:t>Outputs</w:t>
+            </w:r>
+          </w:p>
+        </w:tc>
+        <w:tc>
+          <w:tcPr>
+            <w:tcW w:w="2692" w:type="dxa"/>
+            <w:tcBorders/>
+          </w:tcPr>
+          <w:p>
+            <w:pPr>
+              <w:pStyle w:val="ListParagraph"/>
+              <w:widowControl/>
+              <w:spacing w:before="0" w:after="0"/>
+              <w:ind w:left="0"/>
+              <w:contextualSpacing/>
+              <w:jc w:val="left"/>
+              <w:rPr>
+                <w:sz w:val="18"/>
+                <w:szCs w:val="18"/>
+              </w:rPr>
+            </w:pPr>
+            <w:r>
+              <w:rPr>
+                <w:rFonts w:eastAsia="Aptos" w:cs=""/>
+                <w:kern w:val="2"/>
+                <w:sz w:val="18"/>
+                <w:szCs w:val="18"/>
+                <w:lang w:val="en-AU" w:eastAsia="en-US" w:bidi="ar-SA"/>
+              </w:rPr>
+              <w:t>Evaluate outputs and determine whether or not it is readable and relevant to raw data</w:t>
+            </w:r>
+          </w:p>
+        </w:tc>
+        <w:tc>
+          <w:tcPr>
+            <w:tcW w:w="1843" w:type="dxa"/>
+            <w:tcBorders/>
+          </w:tcPr>
+          <w:p>
+            <w:pPr>
+              <w:pStyle w:val="ListParagraph"/>
+              <w:widowControl/>
+              <w:spacing w:before="0" w:after="0"/>
+              <w:ind w:left="0"/>
+              <w:contextualSpacing/>
+              <w:jc w:val="left"/>
+              <w:rPr>
+                <w:sz w:val="18"/>
+                <w:szCs w:val="18"/>
+              </w:rPr>
+            </w:pPr>
+            <w:r>
+              <w:rPr>
+                <w:rFonts w:eastAsia="Aptos" w:cs=""/>
+                <w:kern w:val="2"/>
+                <w:sz w:val="18"/>
+                <w:szCs w:val="18"/>
+                <w:lang w:val="en-AU" w:eastAsia="en-US" w:bidi="ar-SA"/>
+              </w:rPr>
+              <w:t>Output will be relevant to raw data and easy to understand</w:t>
+            </w:r>
+          </w:p>
+        </w:tc>
+        <w:tc>
+          <w:tcPr>
+            <w:tcW w:w="1805" w:type="dxa"/>
+            <w:tcBorders/>
+          </w:tcPr>
+          <w:p>
+            <w:pPr>
+              <w:pStyle w:val="ListParagraph"/>
+              <w:widowControl/>
+              <w:spacing w:before="0" w:after="0"/>
+              <w:ind w:left="0"/>
+              <w:contextualSpacing/>
+              <w:jc w:val="left"/>
+              <w:rPr>
+                <w:sz w:val="18"/>
+                <w:szCs w:val="18"/>
+              </w:rPr>
+            </w:pPr>
+            <w:r>
+              <w:rPr>
+                <w:rFonts w:eastAsia="Aptos" w:cs=""/>
+                <w:kern w:val="2"/>
+                <w:sz w:val="18"/>
+                <w:szCs w:val="18"/>
+                <w:lang w:val="en-AU" w:eastAsia="en-US" w:bidi="ar-SA"/>
+              </w:rPr>
+              <w:t>Easy to understand and relevant output</w:t>
+            </w:r>
+          </w:p>
+        </w:tc>
+        <w:tc>
+          <w:tcPr>
+            <w:tcW w:w="889" w:type="dxa"/>
+            <w:tcBorders/>
+          </w:tcPr>
+          <w:p>
+            <w:pPr>
+              <w:pStyle w:val="ListParagraph"/>
+              <w:widowControl/>
+              <w:spacing w:before="0" w:after="0"/>
+              <w:ind w:left="0"/>
+              <w:contextualSpacing/>
+              <w:jc w:val="left"/>
+              <w:rPr>
+                <w:sz w:val="18"/>
+                <w:szCs w:val="18"/>
+              </w:rPr>
+            </w:pPr>
+            <w:r>
+              <w:rPr>
+                <w:rFonts w:eastAsia="Aptos" w:cs=""/>
+                <w:kern w:val="2"/>
+                <w:sz w:val="24"/>
+                <w:szCs w:val="24"/>
+                <w:lang w:val="en-AU" w:eastAsia="en-US" w:bidi="ar-SA"/>
+              </w:rPr>
+            </w:r>
+          </w:p>
+        </w:tc>
+        <w:tc>
+          <w:tcPr>
+            <w:tcW w:w="1417" w:type="dxa"/>
+            <w:tcBorders/>
+          </w:tcPr>
+          <w:p>
+            <w:pPr>
+              <w:pStyle w:val="ListParagraph"/>
+              <w:widowControl/>
+              <w:spacing w:before="0" w:after="0"/>
+              <w:ind w:left="0"/>
+              <w:contextualSpacing/>
+              <w:jc w:val="left"/>
+              <w:rPr>
+                <w:sz w:val="18"/>
+                <w:szCs w:val="18"/>
+              </w:rPr>
+            </w:pPr>
+            <w:r>
+              <w:rPr>
+                <w:rFonts w:eastAsia="Aptos" w:cs=""/>
+                <w:kern w:val="2"/>
+                <w:sz w:val="24"/>
+                <w:szCs w:val="24"/>
+                <w:lang w:val="en-AU" w:eastAsia="en-US" w:bidi="ar-SA"/>
+              </w:rPr>
+            </w:r>
+          </w:p>
+        </w:tc>
+      </w:tr>
+    </w:tbl>
+    <w:p>
+      <w:pPr>
+        <w:pStyle w:val="ListParagraph"/>
+        <w:ind w:left="0"/>
+        <w:rPr>
+          <w:b/>
+          <w:bCs/>
+          <w:sz w:val="32"/>
+          <w:szCs w:val="32"/>
+        </w:rPr>
+      </w:pPr>
+      <w:r>
+        <w:rPr>
+          <w:b/>
+          <w:bCs/>
+          <w:sz w:val="32"/>
+          <w:szCs w:val="32"/>
+        </w:rPr>
+        <w:t xml:space="preserve">Evaluation Criteria </w:t>
+      </w:r>
+    </w:p>
+    <w:p>
+      <w:pPr>
+        <w:pStyle w:val="ListParagraph"/>
+        <w:ind w:left="0"/>
+        <w:rPr/>
+      </w:pPr>
+      <w:r>
+        <w:rPr/>
+        <w:t>A detailed checklist listing all the expected features and deliverables agreed to between you and the client. This document is prepared at Design stage and completed after completion of solution.</w:t>
+      </w:r>
+    </w:p>
+    <w:p>
+      <w:pPr>
+        <w:pStyle w:val="ListParagraph"/>
+        <w:ind w:left="0"/>
+        <w:rPr/>
+      </w:pPr>
+      <w:r>
+        <w:rPr/>
+      </w:r>
+    </w:p>
+    <w:tbl>
+      <w:tblPr>
+        <w:tblStyle w:val="TableGrid"/>
+        <w:tblW w:w="10339" w:type="dxa"/>
+        <w:jc w:val="left"/>
+        <w:tblInd w:w="0" w:type="dxa"/>
+        <w:tblLayout w:type="fixed"/>
+        <w:tblCellMar>
+          <w:top w:w="0" w:type="dxa"/>
+          <w:left w:w="108" w:type="dxa"/>
+          <w:bottom w:w="0" w:type="dxa"/>
+          <w:right w:w="108" w:type="dxa"/>
+        </w:tblCellMar>
+        <w:tblLook w:firstRow="1" w:noVBand="1" w:lastRow="0" w:firstColumn="1" w:lastColumn="0" w:noHBand="0" w:val="04a0"/>
+      </w:tblPr>
+      <w:tblGrid>
+        <w:gridCol w:w="3963"/>
+        <w:gridCol w:w="4679"/>
+        <w:gridCol w:w="1697"/>
+      </w:tblGrid>
+      <w:tr>
+        <w:trPr/>
+        <w:tc>
+          <w:tcPr>
+            <w:tcW w:w="3963" w:type="dxa"/>
+            <w:tcBorders/>
+            <w:shd w:color="auto" w:fill="D9D9D9" w:themeFill="background1" w:themeFillShade="d9" w:val="clear"/>
+          </w:tcPr>
+          <w:p>
+            <w:pPr>
+              <w:pStyle w:val="ListParagraph"/>
+              <w:widowControl/>
+              <w:spacing w:before="0" w:after="0"/>
+              <w:ind w:left="0"/>
+              <w:contextualSpacing/>
+              <w:jc w:val="left"/>
+              <w:rPr>
+                <w:rFonts w:ascii="Aptos" w:hAnsi="Aptos" w:eastAsia="Aptos" w:cs=""/>
+                <w:kern w:val="2"/>
+                <w:sz w:val="24"/>
+                <w:szCs w:val="24"/>
+                <w:lang w:val="en-AU" w:eastAsia="en-US" w:bidi="ar-SA"/>
+              </w:rPr>
+            </w:pPr>
+            <w:r>
+              <w:rPr>
+                <w:rFonts w:eastAsia="Aptos" w:cs=""/>
+                <w:kern w:val="2"/>
+                <w:sz w:val="24"/>
+                <w:szCs w:val="24"/>
+                <w:lang w:val="en-AU" w:eastAsia="en-US" w:bidi="ar-SA"/>
+              </w:rPr>
+              <w:t>List of features and deliverables agreed to (User expectations)</w:t>
+            </w:r>
+          </w:p>
+        </w:tc>
+        <w:tc>
+          <w:tcPr>
+            <w:tcW w:w="4679" w:type="dxa"/>
+            <w:tcBorders/>
+            <w:shd w:color="auto" w:fill="D9D9D9" w:themeFill="background1" w:themeFillShade="d9" w:val="clear"/>
+          </w:tcPr>
+          <w:p>
+            <w:pPr>
+              <w:pStyle w:val="ListParagraph"/>
+              <w:widowControl/>
+              <w:spacing w:before="0" w:after="0"/>
+              <w:ind w:left="0"/>
+              <w:contextualSpacing/>
+              <w:jc w:val="left"/>
+              <w:rPr>
+                <w:rFonts w:ascii="Aptos" w:hAnsi="Aptos" w:eastAsia="Aptos" w:cs=""/>
+                <w:kern w:val="2"/>
+                <w:sz w:val="24"/>
+                <w:szCs w:val="24"/>
+                <w:lang w:val="en-AU" w:eastAsia="en-US" w:bidi="ar-SA"/>
+              </w:rPr>
+            </w:pPr>
+            <w:r>
+              <w:rPr>
+                <w:rFonts w:eastAsia="Aptos" w:cs=""/>
+                <w:kern w:val="2"/>
+                <w:sz w:val="24"/>
+                <w:szCs w:val="24"/>
+                <w:lang w:val="en-AU" w:eastAsia="en-US" w:bidi="ar-SA"/>
+              </w:rPr>
+              <w:t>Evaluation comments</w:t>
+            </w:r>
+          </w:p>
+          <w:p>
+            <w:pPr>
+              <w:pStyle w:val="ListParagraph"/>
+              <w:widowControl/>
+              <w:spacing w:before="0" w:after="0"/>
+              <w:ind w:left="0"/>
+              <w:contextualSpacing/>
+              <w:jc w:val="left"/>
+              <w:rPr>
+                <w:rFonts w:ascii="Aptos" w:hAnsi="Aptos" w:eastAsia="Aptos" w:cs=""/>
+                <w:kern w:val="2"/>
+                <w:sz w:val="24"/>
+                <w:szCs w:val="24"/>
+                <w:lang w:val="en-AU" w:eastAsia="en-US" w:bidi="ar-SA"/>
+              </w:rPr>
+            </w:pPr>
+            <w:r>
+              <w:rPr>
+                <w:rFonts w:eastAsia="Aptos" w:cs=""/>
+                <w:kern w:val="2"/>
+                <w:sz w:val="24"/>
+                <w:szCs w:val="24"/>
+                <w:lang w:val="en-AU" w:eastAsia="en-US" w:bidi="ar-SA"/>
+              </w:rPr>
+              <w:t>(after completion)</w:t>
+            </w:r>
+          </w:p>
+        </w:tc>
+        <w:tc>
+          <w:tcPr>
+            <w:tcW w:w="1697" w:type="dxa"/>
+            <w:tcBorders/>
+            <w:shd w:color="auto" w:fill="D9D9D9" w:themeFill="background1" w:themeFillShade="d9" w:val="clear"/>
+          </w:tcPr>
+          <w:p>
+            <w:pPr>
+              <w:pStyle w:val="ListParagraph"/>
+              <w:widowControl/>
+              <w:spacing w:before="0" w:after="0"/>
+              <w:ind w:left="0"/>
+              <w:contextualSpacing/>
+              <w:jc w:val="left"/>
+              <w:rPr>
+                <w:rFonts w:ascii="Aptos" w:hAnsi="Aptos" w:eastAsia="Aptos" w:cs=""/>
+                <w:kern w:val="2"/>
+                <w:sz w:val="24"/>
+                <w:szCs w:val="24"/>
+                <w:lang w:val="en-AU" w:eastAsia="en-US" w:bidi="ar-SA"/>
+              </w:rPr>
+            </w:pPr>
+            <w:r>
+              <w:rPr>
+                <w:rFonts w:eastAsia="Aptos" w:cs=""/>
+                <w:kern w:val="2"/>
+                <w:sz w:val="24"/>
+                <w:szCs w:val="24"/>
+                <w:lang w:val="en-AU" w:eastAsia="en-US" w:bidi="ar-SA"/>
+              </w:rPr>
+              <w:t>Completed with criteria met?</w:t>
+            </w:r>
+          </w:p>
+        </w:tc>
+      </w:tr>
+      <w:tr>
+        <w:trPr/>
+        <w:tc>
+          <w:tcPr>
+            <w:tcW w:w="3963" w:type="dxa"/>
+            <w:tcBorders/>
+          </w:tcPr>
+          <w:p>
+            <w:pPr>
+              <w:pStyle w:val="ListParagraph"/>
+              <w:widowControl/>
+              <w:spacing w:before="0" w:after="0"/>
+              <w:ind w:left="0"/>
+              <w:contextualSpacing/>
+              <w:jc w:val="left"/>
+              <w:rPr>
+                <w:sz w:val="18"/>
+                <w:szCs w:val="18"/>
+              </w:rPr>
+            </w:pPr>
+            <w:r>
+              <w:rPr>
+                <w:rFonts w:eastAsia="Aptos" w:cs=""/>
+                <w:kern w:val="2"/>
+                <w:sz w:val="18"/>
+                <w:szCs w:val="18"/>
+                <w:lang w:val="en-AU" w:eastAsia="en-US" w:bidi="ar-SA"/>
+              </w:rPr>
+              <w:t>Clear concise title relevant to research topic</w:t>
+            </w:r>
+          </w:p>
+        </w:tc>
+        <w:tc>
+          <w:tcPr>
+            <w:tcW w:w="4679" w:type="dxa"/>
+            <w:tcBorders/>
+          </w:tcPr>
+          <w:p>
+            <w:pPr>
+              <w:pStyle w:val="ListParagraph"/>
+              <w:widowControl/>
+              <w:spacing w:before="0" w:after="0"/>
+              <w:ind w:left="0"/>
+              <w:contextualSpacing/>
+              <w:jc w:val="left"/>
+              <w:rPr>
+                <w:sz w:val="18"/>
+                <w:szCs w:val="18"/>
+              </w:rPr>
+            </w:pPr>
+            <w:r>
+              <w:rPr>
+                <w:rFonts w:eastAsia="Aptos" w:cs=""/>
+                <w:kern w:val="2"/>
+                <w:sz w:val="18"/>
+                <w:szCs w:val="18"/>
+                <w:lang w:val="en-AU" w:eastAsia="en-US" w:bidi="ar-SA"/>
+              </w:rPr>
+              <w:t>NA</w:t>
+            </w:r>
+          </w:p>
+        </w:tc>
+        <w:tc>
+          <w:tcPr>
+            <w:tcW w:w="1697" w:type="dxa"/>
+            <w:tcBorders/>
+          </w:tcPr>
+          <w:p>
+            <w:pPr>
+              <w:pStyle w:val="ListParagraph"/>
+              <w:widowControl/>
+              <w:spacing w:before="0" w:after="0"/>
+              <w:ind w:left="0"/>
+              <w:contextualSpacing/>
+              <w:jc w:val="left"/>
+              <w:rPr>
+                <w:sz w:val="18"/>
+                <w:szCs w:val="18"/>
+              </w:rPr>
+            </w:pPr>
+            <w:r>
+              <w:rPr>
+                <w:rFonts w:eastAsia="Aptos" w:cs=""/>
+                <w:kern w:val="2"/>
+                <w:sz w:val="18"/>
+                <w:szCs w:val="18"/>
+                <w:lang w:val="en-AU" w:eastAsia="en-US" w:bidi="ar-SA"/>
+              </w:rPr>
+              <w:t>NA</w:t>
+            </w:r>
+          </w:p>
+        </w:tc>
+      </w:tr>
+      <w:tr>
+        <w:trPr/>
+        <w:tc>
+          <w:tcPr>
+            <w:tcW w:w="3963" w:type="dxa"/>
+            <w:tcBorders/>
+          </w:tcPr>
+          <w:p>
+            <w:pPr>
+              <w:pStyle w:val="ListParagraph"/>
+              <w:widowControl/>
+              <w:spacing w:before="0" w:after="0"/>
+              <w:ind w:left="0"/>
+              <w:contextualSpacing/>
+              <w:jc w:val="left"/>
+              <w:rPr>
+                <w:sz w:val="18"/>
+                <w:szCs w:val="18"/>
+              </w:rPr>
+            </w:pPr>
+            <w:r>
+              <w:rPr>
+                <w:rFonts w:eastAsia="Aptos" w:cs=""/>
+                <w:kern w:val="2"/>
+                <w:sz w:val="18"/>
+                <w:szCs w:val="18"/>
+                <w:lang w:val="en-AU" w:eastAsia="en-US" w:bidi="ar-SA"/>
+              </w:rPr>
+              <w:t>Muted/neutral colours to reduce eye stress on readers/audience, Dark Blue (#1d3561), Blue (#6d9bbf), Light Blue (#dcf3f7), Green (#87b284), White (#fafafa)</w:t>
+            </w:r>
+          </w:p>
+        </w:tc>
+        <w:tc>
+          <w:tcPr>
+            <w:tcW w:w="4679" w:type="dxa"/>
+            <w:tcBorders/>
+          </w:tcPr>
+          <w:p>
+            <w:pPr>
+              <w:pStyle w:val="ListParagraph"/>
+              <w:widowControl/>
+              <w:spacing w:before="0" w:after="0"/>
+              <w:ind w:left="0"/>
+              <w:contextualSpacing/>
+              <w:jc w:val="left"/>
+              <w:rPr>
+                <w:sz w:val="18"/>
+                <w:szCs w:val="18"/>
+              </w:rPr>
+            </w:pPr>
+            <w:r>
+              <w:rPr>
+                <w:rFonts w:eastAsia="Aptos" w:cs=""/>
+                <w:kern w:val="2"/>
+                <w:sz w:val="18"/>
+                <w:szCs w:val="18"/>
+                <w:lang w:val="en-AU" w:eastAsia="en-US" w:bidi="ar-SA"/>
+              </w:rPr>
+              <w:t>NA</w:t>
+            </w:r>
+          </w:p>
+        </w:tc>
+        <w:tc>
+          <w:tcPr>
+            <w:tcW w:w="1697" w:type="dxa"/>
+            <w:tcBorders/>
+          </w:tcPr>
+          <w:p>
+            <w:pPr>
+              <w:pStyle w:val="ListParagraph"/>
+              <w:widowControl/>
+              <w:spacing w:before="0" w:after="0"/>
+              <w:ind w:left="0"/>
+              <w:contextualSpacing/>
+              <w:jc w:val="left"/>
+              <w:rPr>
+                <w:sz w:val="18"/>
+                <w:szCs w:val="18"/>
+              </w:rPr>
+            </w:pPr>
+            <w:r>
+              <w:rPr>
+                <w:rFonts w:eastAsia="Aptos" w:cs=""/>
+                <w:kern w:val="2"/>
+                <w:sz w:val="18"/>
+                <w:szCs w:val="18"/>
+                <w:lang w:val="en-AU" w:eastAsia="en-US" w:bidi="ar-SA"/>
+              </w:rPr>
+              <w:t>NA</w:t>
+            </w:r>
+          </w:p>
+        </w:tc>
+      </w:tr>
+      <w:tr>
+        <w:trPr/>
+        <w:tc>
+          <w:tcPr>
+            <w:tcW w:w="3963" w:type="dxa"/>
+            <w:tcBorders/>
+          </w:tcPr>
+          <w:p>
+            <w:pPr>
+              <w:pStyle w:val="ListParagraph"/>
+              <w:widowControl/>
+              <w:spacing w:before="0" w:after="0"/>
+              <w:ind w:left="0"/>
+              <w:contextualSpacing/>
+              <w:jc w:val="left"/>
+              <w:rPr>
+                <w:sz w:val="18"/>
+                <w:szCs w:val="18"/>
+              </w:rPr>
+            </w:pPr>
+            <w:r>
+              <w:rPr>
+                <w:rFonts w:eastAsia="Aptos" w:cs=""/>
+                <w:kern w:val="2"/>
+                <w:sz w:val="18"/>
+                <w:szCs w:val="18"/>
+                <w:lang w:val="en-AU" w:eastAsia="en-US" w:bidi="ar-SA"/>
+              </w:rPr>
+              <w:t>All text with 16-32 pixels of a bounding box/container</w:t>
+            </w:r>
+          </w:p>
+        </w:tc>
+        <w:tc>
+          <w:tcPr>
+            <w:tcW w:w="4679" w:type="dxa"/>
+            <w:tcBorders/>
+          </w:tcPr>
+          <w:p>
+            <w:pPr>
+              <w:pStyle w:val="ListParagraph"/>
+              <w:widowControl/>
+              <w:spacing w:before="0" w:after="0"/>
+              <w:ind w:left="0"/>
+              <w:contextualSpacing/>
+              <w:jc w:val="left"/>
+              <w:rPr>
+                <w:sz w:val="18"/>
+                <w:szCs w:val="18"/>
+              </w:rPr>
+            </w:pPr>
+            <w:r>
+              <w:rPr>
+                <w:rFonts w:eastAsia="Aptos" w:cs=""/>
+                <w:kern w:val="2"/>
+                <w:sz w:val="18"/>
+                <w:szCs w:val="18"/>
+                <w:lang w:val="en-AU" w:eastAsia="en-US" w:bidi="ar-SA"/>
+              </w:rPr>
+              <w:t>NA</w:t>
+            </w:r>
+          </w:p>
+        </w:tc>
+        <w:tc>
+          <w:tcPr>
+            <w:tcW w:w="1697" w:type="dxa"/>
+            <w:tcBorders/>
+          </w:tcPr>
+          <w:p>
+            <w:pPr>
+              <w:pStyle w:val="ListParagraph"/>
+              <w:widowControl/>
+              <w:spacing w:before="0" w:after="0"/>
+              <w:ind w:left="0"/>
+              <w:contextualSpacing/>
+              <w:jc w:val="left"/>
+              <w:rPr>
+                <w:sz w:val="18"/>
+                <w:szCs w:val="18"/>
+              </w:rPr>
+            </w:pPr>
+            <w:r>
+              <w:rPr>
+                <w:rFonts w:eastAsia="Aptos" w:cs=""/>
+                <w:kern w:val="2"/>
+                <w:sz w:val="18"/>
+                <w:szCs w:val="18"/>
+                <w:lang w:val="en-AU" w:eastAsia="en-US" w:bidi="ar-SA"/>
+              </w:rPr>
+              <w:t>NA</w:t>
+            </w:r>
+          </w:p>
+        </w:tc>
+      </w:tr>
+      <w:tr>
+        <w:trPr/>
+        <w:tc>
+          <w:tcPr>
+            <w:tcW w:w="3963" w:type="dxa"/>
+            <w:tcBorders/>
+          </w:tcPr>
+          <w:p>
+            <w:pPr>
+              <w:pStyle w:val="ListParagraph"/>
+              <w:widowControl/>
+              <w:spacing w:before="0" w:after="0"/>
+              <w:ind w:left="0"/>
+              <w:contextualSpacing/>
+              <w:jc w:val="left"/>
+              <w:rPr>
+                <w:sz w:val="18"/>
+                <w:szCs w:val="18"/>
+              </w:rPr>
+            </w:pPr>
+            <w:r>
+              <w:rPr>
+                <w:rFonts w:eastAsia="Aptos" w:cs=""/>
+                <w:kern w:val="2"/>
+                <w:sz w:val="18"/>
+                <w:szCs w:val="18"/>
+                <w:lang w:val="en-AU" w:eastAsia="en-US" w:bidi="ar-SA"/>
+              </w:rPr>
+              <w:t>All text contrasts well/readable against containing background</w:t>
+            </w:r>
+          </w:p>
+        </w:tc>
+        <w:tc>
+          <w:tcPr>
+            <w:tcW w:w="4679" w:type="dxa"/>
+            <w:tcBorders/>
+          </w:tcPr>
+          <w:p>
+            <w:pPr>
+              <w:pStyle w:val="ListParagraph"/>
+              <w:widowControl/>
+              <w:spacing w:before="0" w:after="0"/>
+              <w:ind w:left="0"/>
+              <w:contextualSpacing/>
+              <w:jc w:val="left"/>
+              <w:rPr>
+                <w:sz w:val="18"/>
+                <w:szCs w:val="18"/>
+              </w:rPr>
+            </w:pPr>
+            <w:r>
+              <w:rPr>
+                <w:rFonts w:eastAsia="Aptos" w:cs=""/>
+                <w:kern w:val="2"/>
+                <w:sz w:val="18"/>
+                <w:szCs w:val="18"/>
+                <w:lang w:val="en-AU" w:eastAsia="en-US" w:bidi="ar-SA"/>
+              </w:rPr>
+              <w:t>NA</w:t>
+            </w:r>
+          </w:p>
+        </w:tc>
+        <w:tc>
+          <w:tcPr>
+            <w:tcW w:w="1697" w:type="dxa"/>
+            <w:tcBorders/>
+          </w:tcPr>
+          <w:p>
+            <w:pPr>
+              <w:pStyle w:val="ListParagraph"/>
+              <w:widowControl/>
+              <w:spacing w:before="0" w:after="0"/>
+              <w:ind w:left="0"/>
+              <w:contextualSpacing/>
+              <w:jc w:val="left"/>
+              <w:rPr>
+                <w:sz w:val="18"/>
+                <w:szCs w:val="18"/>
+              </w:rPr>
+            </w:pPr>
+            <w:r>
+              <w:rPr>
+                <w:rFonts w:eastAsia="Aptos" w:cs=""/>
+                <w:kern w:val="2"/>
+                <w:sz w:val="18"/>
+                <w:szCs w:val="18"/>
+                <w:lang w:val="en-AU" w:eastAsia="en-US" w:bidi="ar-SA"/>
+              </w:rPr>
+              <w:t>NA</w:t>
+            </w:r>
+          </w:p>
+        </w:tc>
+      </w:tr>
+      <w:tr>
+        <w:trPr/>
+        <w:tc>
+          <w:tcPr>
+            <w:tcW w:w="3963" w:type="dxa"/>
+            <w:tcBorders/>
+          </w:tcPr>
+          <w:p>
+            <w:pPr>
+              <w:pStyle w:val="ListParagraph"/>
+              <w:widowControl/>
+              <w:spacing w:before="0" w:after="0"/>
+              <w:ind w:left="0"/>
+              <w:contextualSpacing/>
+              <w:jc w:val="left"/>
+              <w:rPr>
+                <w:sz w:val="18"/>
+                <w:szCs w:val="18"/>
+              </w:rPr>
+            </w:pPr>
+            <w:r>
+              <w:rPr>
+                <w:rFonts w:eastAsia="Aptos" w:cs=""/>
+                <w:kern w:val="2"/>
+                <w:sz w:val="18"/>
+                <w:szCs w:val="18"/>
+                <w:lang w:val="en-AU" w:eastAsia="en-US" w:bidi="ar-SA"/>
+              </w:rPr>
+              <w:t>Introduction below title on first page that is clear, concise and provides an immediately obvious indicator to the infographic’s context, also includes the research question in its body.</w:t>
+            </w:r>
+          </w:p>
+        </w:tc>
+        <w:tc>
+          <w:tcPr>
+            <w:tcW w:w="4679" w:type="dxa"/>
+            <w:tcBorders/>
+          </w:tcPr>
+          <w:p>
+            <w:pPr>
+              <w:pStyle w:val="ListParagraph"/>
+              <w:widowControl/>
+              <w:spacing w:before="0" w:after="0"/>
+              <w:ind w:left="0"/>
+              <w:contextualSpacing/>
+              <w:jc w:val="left"/>
+              <w:rPr>
+                <w:sz w:val="18"/>
+                <w:szCs w:val="18"/>
+              </w:rPr>
+            </w:pPr>
+            <w:r>
+              <w:rPr>
+                <w:rFonts w:eastAsia="Aptos" w:cs=""/>
+                <w:kern w:val="2"/>
+                <w:sz w:val="18"/>
+                <w:szCs w:val="18"/>
+                <w:lang w:val="en-AU" w:eastAsia="en-US" w:bidi="ar-SA"/>
+              </w:rPr>
+              <w:t>NA</w:t>
+            </w:r>
+          </w:p>
+        </w:tc>
+        <w:tc>
+          <w:tcPr>
+            <w:tcW w:w="1697" w:type="dxa"/>
+            <w:tcBorders/>
+          </w:tcPr>
+          <w:p>
+            <w:pPr>
+              <w:pStyle w:val="ListParagraph"/>
+              <w:widowControl/>
+              <w:spacing w:before="0" w:after="0"/>
+              <w:ind w:left="0"/>
+              <w:contextualSpacing/>
+              <w:jc w:val="left"/>
+              <w:rPr>
+                <w:sz w:val="18"/>
+                <w:szCs w:val="18"/>
+              </w:rPr>
+            </w:pPr>
+            <w:r>
+              <w:rPr>
+                <w:rFonts w:eastAsia="Aptos" w:cs=""/>
+                <w:kern w:val="2"/>
+                <w:sz w:val="18"/>
+                <w:szCs w:val="18"/>
+                <w:lang w:val="en-AU" w:eastAsia="en-US" w:bidi="ar-SA"/>
+              </w:rPr>
+              <w:t>NA</w:t>
+            </w:r>
+          </w:p>
+        </w:tc>
+      </w:tr>
+      <w:tr>
+        <w:trPr/>
+        <w:tc>
+          <w:tcPr>
+            <w:tcW w:w="3963" w:type="dxa"/>
+            <w:tcBorders/>
+          </w:tcPr>
+          <w:p>
+            <w:pPr>
+              <w:pStyle w:val="ListParagraph"/>
+              <w:widowControl/>
+              <w:spacing w:before="0" w:after="0"/>
+              <w:ind w:left="0"/>
+              <w:contextualSpacing/>
+              <w:jc w:val="left"/>
+              <w:rPr>
+                <w:sz w:val="18"/>
+                <w:szCs w:val="18"/>
+              </w:rPr>
+            </w:pPr>
+            <w:r>
+              <w:rPr>
+                <w:rFonts w:eastAsia="Aptos" w:cs=""/>
+                <w:kern w:val="2"/>
+                <w:sz w:val="18"/>
+                <w:szCs w:val="18"/>
+                <w:lang w:val="en-AU" w:eastAsia="en-US" w:bidi="ar-SA"/>
+              </w:rPr>
+              <w:t>Maximum of 3 ‘fun facts’ or addendum’s/additional info boxes per page of the infographic</w:t>
+            </w:r>
+          </w:p>
+        </w:tc>
+        <w:tc>
+          <w:tcPr>
+            <w:tcW w:w="4679" w:type="dxa"/>
+            <w:tcBorders/>
+          </w:tcPr>
+          <w:p>
+            <w:pPr>
+              <w:pStyle w:val="ListParagraph"/>
+              <w:widowControl/>
+              <w:spacing w:before="0" w:after="0"/>
+              <w:ind w:left="0"/>
+              <w:contextualSpacing/>
+              <w:jc w:val="left"/>
+              <w:rPr>
+                <w:sz w:val="18"/>
+                <w:szCs w:val="18"/>
+              </w:rPr>
+            </w:pPr>
+            <w:r>
+              <w:rPr>
+                <w:rFonts w:eastAsia="Aptos" w:cs=""/>
+                <w:kern w:val="2"/>
+                <w:sz w:val="18"/>
+                <w:szCs w:val="18"/>
+                <w:lang w:val="en-AU" w:eastAsia="en-US" w:bidi="ar-SA"/>
+              </w:rPr>
+              <w:t>NA</w:t>
+            </w:r>
+          </w:p>
+        </w:tc>
+        <w:tc>
+          <w:tcPr>
+            <w:tcW w:w="1697" w:type="dxa"/>
+            <w:tcBorders/>
+          </w:tcPr>
+          <w:p>
+            <w:pPr>
+              <w:pStyle w:val="ListParagraph"/>
+              <w:widowControl/>
+              <w:spacing w:before="0" w:after="0"/>
+              <w:ind w:left="0"/>
+              <w:contextualSpacing/>
+              <w:jc w:val="left"/>
+              <w:rPr>
+                <w:sz w:val="18"/>
+                <w:szCs w:val="18"/>
+              </w:rPr>
+            </w:pPr>
+            <w:r>
+              <w:rPr>
+                <w:rFonts w:eastAsia="Aptos" w:cs=""/>
+                <w:kern w:val="2"/>
+                <w:sz w:val="18"/>
+                <w:szCs w:val="18"/>
+                <w:lang w:val="en-AU" w:eastAsia="en-US" w:bidi="ar-SA"/>
+              </w:rPr>
+              <w:t>NA</w:t>
+            </w:r>
+          </w:p>
+        </w:tc>
+      </w:tr>
+      <w:tr>
+        <w:trPr/>
+        <w:tc>
+          <w:tcPr>
+            <w:tcW w:w="3963" w:type="dxa"/>
+            <w:tcBorders/>
+          </w:tcPr>
+          <w:p>
+            <w:pPr>
+              <w:pStyle w:val="ListParagraph"/>
+              <w:widowControl/>
+              <w:spacing w:before="0" w:after="0"/>
+              <w:ind w:left="0"/>
+              <w:contextualSpacing/>
+              <w:jc w:val="left"/>
+              <w:rPr>
+                <w:sz w:val="18"/>
+                <w:szCs w:val="18"/>
+              </w:rPr>
+            </w:pPr>
+            <w:r>
+              <w:rPr>
+                <w:rFonts w:eastAsia="Aptos" w:cs=""/>
+                <w:kern w:val="2"/>
+                <w:sz w:val="18"/>
+                <w:szCs w:val="18"/>
+                <w:lang w:val="en-AU" w:eastAsia="en-US" w:bidi="ar-SA"/>
+              </w:rPr>
+              <w:t>Provided data visualisations must be static to support the file format</w:t>
+            </w:r>
+          </w:p>
+        </w:tc>
+        <w:tc>
+          <w:tcPr>
+            <w:tcW w:w="4679" w:type="dxa"/>
+            <w:tcBorders/>
+          </w:tcPr>
+          <w:p>
+            <w:pPr>
+              <w:pStyle w:val="ListParagraph"/>
+              <w:widowControl/>
+              <w:spacing w:before="0" w:after="0"/>
+              <w:ind w:left="0"/>
+              <w:contextualSpacing/>
+              <w:jc w:val="left"/>
+              <w:rPr>
+                <w:sz w:val="18"/>
+                <w:szCs w:val="18"/>
+              </w:rPr>
+            </w:pPr>
+            <w:r>
+              <w:rPr>
+                <w:rFonts w:eastAsia="Aptos" w:cs=""/>
+                <w:kern w:val="2"/>
+                <w:sz w:val="18"/>
+                <w:szCs w:val="18"/>
+                <w:lang w:val="en-AU" w:eastAsia="en-US" w:bidi="ar-SA"/>
+              </w:rPr>
+              <w:t>NA</w:t>
+            </w:r>
+          </w:p>
+        </w:tc>
+        <w:tc>
+          <w:tcPr>
+            <w:tcW w:w="1697" w:type="dxa"/>
+            <w:tcBorders/>
+          </w:tcPr>
+          <w:p>
+            <w:pPr>
+              <w:pStyle w:val="ListParagraph"/>
+              <w:widowControl/>
+              <w:spacing w:before="0" w:after="0"/>
+              <w:ind w:left="0"/>
+              <w:contextualSpacing/>
+              <w:jc w:val="left"/>
+              <w:rPr>
+                <w:sz w:val="18"/>
+                <w:szCs w:val="18"/>
+              </w:rPr>
+            </w:pPr>
+            <w:r>
+              <w:rPr>
+                <w:rFonts w:eastAsia="Aptos" w:cs=""/>
+                <w:kern w:val="2"/>
+                <w:sz w:val="18"/>
+                <w:szCs w:val="18"/>
+                <w:lang w:val="en-AU" w:eastAsia="en-US" w:bidi="ar-SA"/>
+              </w:rPr>
+              <w:t>NA</w:t>
+            </w:r>
+          </w:p>
+        </w:tc>
+      </w:tr>
+    </w:tbl>
+    <w:p>
+      <w:pPr>
+        <w:pStyle w:val="ListParagraph"/>
+        <w:ind w:left="0"/>
+        <w:rPr/>
+      </w:pPr>
+      <w:r>
+        <w:rPr/>
+      </w:r>
+    </w:p>
+    <w:p>
+      <w:pPr>
+        <w:pStyle w:val="Normal"/>
+        <w:numPr>
+          <w:ilvl w:val="0"/>
+          <w:numId w:val="1"/>
+        </w:numPr>
+        <w:pBdr/>
+        <w:spacing w:before="0" w:after="0"/>
+        <w:rPr>
+          <w:rFonts w:ascii="Times New Roman" w:hAnsi="Times New Roman" w:eastAsia="Times New Roman" w:cs="Times New Roman"/>
+          <w:b/>
+          <w:color w:val="000000"/>
+          <w:sz w:val="28"/>
+          <w:szCs w:val="28"/>
+        </w:rPr>
+      </w:pPr>
+      <w:r>
+        <w:rPr>
+          <w:rFonts w:eastAsia="Times New Roman" w:cs="Times New Roman" w:ascii="Times New Roman" w:hAnsi="Times New Roman"/>
+          <w:b/>
+          <w:color w:val="0D0D0D"/>
+          <w:sz w:val="28"/>
+          <w:szCs w:val="28"/>
+        </w:rPr>
+        <w:t>Documenting list of actions taken</w:t>
+      </w:r>
+    </w:p>
+    <w:p>
+      <w:pPr>
+        <w:pStyle w:val="Normal"/>
+        <w:pBdr/>
+        <w:tabs>
+          <w:tab w:val="clear" w:pos="720"/>
+          <w:tab w:val="left" w:pos="10065" w:leader="none"/>
+        </w:tabs>
+        <w:spacing w:lineRule="auto" w:line="240" w:before="0" w:after="150"/>
+        <w:ind w:left="1080"/>
+        <w:rPr>
+          <w:rFonts w:ascii="Times New Roman" w:hAnsi="Times New Roman" w:eastAsia="Times New Roman" w:cs="Times New Roman"/>
+          <w:color w:val="212121"/>
+          <w:sz w:val="24"/>
+          <w:szCs w:val="24"/>
+        </w:rPr>
+      </w:pPr>
+      <w:r>
+        <w:rPr>
+          <w:rFonts w:eastAsia="Times New Roman" w:cs="Times New Roman" w:ascii="Times New Roman" w:hAnsi="Times New Roman"/>
+          <w:b/>
+          <w:color w:val="2F3031"/>
+          <w:sz w:val="24"/>
+          <w:szCs w:val="24"/>
+          <w:u w:val="single"/>
+        </w:rPr>
+        <w:t>Instructions:</w:t>
+      </w:r>
+      <w:r>
+        <w:rPr>
+          <w:rFonts w:eastAsia="Times New Roman" w:cs="Times New Roman" w:ascii="Times New Roman" w:hAnsi="Times New Roman"/>
+          <w:color w:val="2F3031"/>
+          <w:sz w:val="24"/>
+          <w:szCs w:val="24"/>
+        </w:rPr>
+        <w:t xml:space="preserve"> In your documentation, </w:t>
+      </w:r>
+      <w:r>
+        <w:rPr>
+          <w:rFonts w:eastAsia="Times New Roman" w:cs="Times New Roman" w:ascii="Times New Roman" w:hAnsi="Times New Roman"/>
+          <w:color w:val="2F3031"/>
+          <w:sz w:val="24"/>
+          <w:szCs w:val="24"/>
+        </w:rPr>
+        <w:t>provide evidence of test plan data being accounted for and having actions done failed tests in a testing table that compares both expected and actual results.</w:t>
+      </w:r>
+    </w:p>
+    <w:p>
+      <w:pPr>
+        <w:pStyle w:val="Normal"/>
+        <w:pBdr/>
+        <w:tabs>
+          <w:tab w:val="clear" w:pos="720"/>
+          <w:tab w:val="left" w:pos="10065" w:leader="none"/>
+        </w:tabs>
+        <w:spacing w:lineRule="auto" w:line="240" w:before="0" w:after="150"/>
+        <w:ind w:left="1080"/>
+        <w:rPr>
+          <w:rFonts w:ascii="Times New Roman" w:hAnsi="Times New Roman" w:eastAsia="Times New Roman" w:cs="Times New Roman"/>
+          <w:color w:val="212121"/>
+          <w:sz w:val="24"/>
+          <w:szCs w:val="24"/>
+        </w:rPr>
+      </w:pPr>
+      <w:r>
+        <w:rPr>
+          <w:rFonts w:eastAsia="Times New Roman" w:cs="Times New Roman" w:ascii="Times New Roman" w:hAnsi="Times New Roman"/>
+          <w:color w:val="2F3031"/>
+          <w:sz w:val="24"/>
+          <w:szCs w:val="24"/>
+        </w:rPr>
+      </w:r>
+    </w:p>
+    <w:p>
+      <w:pPr>
+        <w:pStyle w:val="Normal"/>
+        <w:pBdr/>
+        <w:tabs>
+          <w:tab w:val="clear" w:pos="720"/>
+          <w:tab w:val="left" w:pos="10065" w:leader="none"/>
+        </w:tabs>
+        <w:spacing w:lineRule="auto" w:line="240" w:before="0" w:after="150"/>
+        <w:ind w:hanging="0" w:left="0"/>
+        <w:rPr>
+          <w:rFonts w:ascii="Times New Roman" w:hAnsi="Times New Roman" w:eastAsia="Times New Roman" w:cs="Times New Roman"/>
+          <w:color w:val="2F3031"/>
+          <w:sz w:val="24"/>
+          <w:szCs w:val="24"/>
+        </w:rPr>
+      </w:pPr>
+      <w:r>
+        <w:rPr>
+          <w:rFonts w:eastAsia="Times New Roman" w:cs="Times New Roman" w:ascii="Times New Roman" w:hAnsi="Times New Roman"/>
+          <w:color w:val="2F3031"/>
+          <w:sz w:val="24"/>
+          <w:szCs w:val="24"/>
+        </w:rPr>
+        <w:t>All test plans were accomplished by the developer (me) and no errors had been found/no failed tests were encountered for there to be any actions taken.</w:t>
+      </w:r>
+    </w:p>
+    <w:p>
+      <w:pPr>
+        <w:pStyle w:val="Normal"/>
+        <w:pBdr/>
+        <w:tabs>
+          <w:tab w:val="clear" w:pos="720"/>
+          <w:tab w:val="left" w:pos="10065" w:leader="none"/>
+        </w:tabs>
+        <w:spacing w:lineRule="auto" w:line="240" w:before="0" w:after="150"/>
+        <w:ind w:hanging="0" w:left="0"/>
+        <w:rPr>
+          <w:rFonts w:ascii="Times New Roman" w:hAnsi="Times New Roman" w:eastAsia="Times New Roman" w:cs="Times New Roman"/>
+          <w:color w:val="2F3031"/>
+          <w:sz w:val="24"/>
+          <w:szCs w:val="24"/>
+        </w:rPr>
+      </w:pPr>
+      <w:r>
+        <w:rPr>
+          <w:rFonts w:eastAsia="Times New Roman" w:cs="Times New Roman" w:ascii="Times New Roman" w:hAnsi="Times New Roman"/>
+          <w:color w:val="2F3031"/>
+          <w:sz w:val="24"/>
+          <w:szCs w:val="24"/>
+        </w:rPr>
+      </w:r>
+    </w:p>
+    <w:p>
+      <w:pPr>
+        <w:pStyle w:val="Normal"/>
+        <w:numPr>
+          <w:ilvl w:val="0"/>
+          <w:numId w:val="1"/>
+        </w:numPr>
+        <w:pBdr/>
+        <w:spacing w:before="0" w:after="0"/>
+        <w:rPr>
+          <w:rFonts w:ascii="Times New Roman" w:hAnsi="Times New Roman" w:eastAsia="Times New Roman" w:cs="Times New Roman"/>
+          <w:b/>
+          <w:color w:val="000000"/>
+          <w:sz w:val="28"/>
+          <w:szCs w:val="28"/>
+        </w:rPr>
+      </w:pPr>
+      <w:r>
+        <w:rPr>
+          <w:rFonts w:eastAsia="Times New Roman" w:cs="Times New Roman" w:ascii="Times New Roman" w:hAnsi="Times New Roman"/>
+          <w:b/>
+          <w:color w:val="0D0D0D"/>
+          <w:sz w:val="28"/>
+          <w:szCs w:val="28"/>
+        </w:rPr>
+        <w:t>Error check</w:t>
+      </w:r>
+    </w:p>
+    <w:p>
+      <w:pPr>
+        <w:pStyle w:val="Normal"/>
+        <w:pBdr/>
+        <w:tabs>
+          <w:tab w:val="clear" w:pos="720"/>
+          <w:tab w:val="left" w:pos="10065" w:leader="none"/>
+        </w:tabs>
+        <w:spacing w:lineRule="auto" w:line="240" w:before="0" w:after="150"/>
+        <w:ind w:left="1080"/>
+        <w:rPr>
+          <w:rFonts w:ascii="Times New Roman" w:hAnsi="Times New Roman" w:eastAsia="Times New Roman" w:cs="Times New Roman"/>
+          <w:color w:val="212121"/>
+          <w:sz w:val="24"/>
+          <w:szCs w:val="24"/>
+        </w:rPr>
+      </w:pPr>
+      <w:r>
+        <w:rPr>
+          <w:rFonts w:eastAsia="Times New Roman" w:cs="Times New Roman" w:ascii="Times New Roman" w:hAnsi="Times New Roman"/>
+          <w:b/>
+          <w:color w:val="2F3031"/>
+          <w:sz w:val="24"/>
+          <w:szCs w:val="24"/>
+          <w:u w:val="single"/>
+        </w:rPr>
+        <w:t>Instructions:</w:t>
+      </w:r>
+      <w:r>
+        <w:rPr/>
+        <w:t xml:space="preserve"> </w:t>
+      </w:r>
+      <w:r>
+        <w:rPr/>
+        <w:t>Ensure that no errors exist within project file.</w:t>
+      </w:r>
+    </w:p>
+    <w:p>
+      <w:pPr>
+        <w:pStyle w:val="Normal"/>
+        <w:pBdr/>
+        <w:tabs>
+          <w:tab w:val="clear" w:pos="720"/>
+          <w:tab w:val="left" w:pos="10065" w:leader="none"/>
+        </w:tabs>
+        <w:spacing w:lineRule="auto" w:line="240" w:before="0" w:after="150"/>
+        <w:ind w:left="1080"/>
+        <w:rPr>
+          <w:rFonts w:ascii="Times New Roman" w:hAnsi="Times New Roman" w:eastAsia="Times New Roman" w:cs="Times New Roman"/>
+          <w:color w:val="212121"/>
+          <w:sz w:val="24"/>
+          <w:szCs w:val="24"/>
+        </w:rPr>
+      </w:pPr>
+      <w:r>
+        <w:rPr/>
+      </w:r>
+    </w:p>
+    <w:p>
+      <w:pPr>
+        <w:pStyle w:val="Normal"/>
+        <w:pBdr/>
+        <w:tabs>
+          <w:tab w:val="clear" w:pos="720"/>
+          <w:tab w:val="left" w:pos="10065" w:leader="none"/>
+        </w:tabs>
+        <w:spacing w:lineRule="auto" w:line="240" w:before="0" w:after="150"/>
+        <w:ind w:hanging="0" w:left="0"/>
+        <w:rPr/>
+      </w:pPr>
+      <w:r>
+        <w:rPr/>
+        <w:t>After extensive report, no errors have been found within C1-7 thus far.</w:t>
+      </w:r>
+    </w:p>
+    <w:p>
+      <w:pPr>
+        <w:pStyle w:val="Normal"/>
+        <w:pBdr/>
+        <w:tabs>
+          <w:tab w:val="clear" w:pos="720"/>
+          <w:tab w:val="left" w:pos="10065" w:leader="none"/>
+        </w:tabs>
+        <w:spacing w:lineRule="auto" w:line="240" w:before="0" w:after="150"/>
+        <w:ind w:left="1080"/>
+        <w:rPr>
+          <w:rFonts w:ascii="Times New Roman" w:hAnsi="Times New Roman" w:eastAsia="Times New Roman" w:cs="Times New Roman"/>
+          <w:color w:val="212121"/>
+          <w:sz w:val="24"/>
+          <w:szCs w:val="24"/>
+        </w:rPr>
+      </w:pPr>
+      <w:r>
+        <w:rPr/>
+      </w:r>
+    </w:p>
     <w:sectPr>
+      <w:type w:val="nextPage"/>
       <w:pgSz w:w="11906" w:h="16838"/>
-      <w:pgMar w:top="1440" w:right="1440" w:bottom="1440" w:left="1440" w:header="708" w:footer="708" w:gutter="0"/>
-      <w:cols w:space="708"/>
-      <w:docGrid w:linePitch="360"/>
+      <w:pgMar w:left="1440" w:right="1440" w:gutter="0" w:header="0" w:top="1440" w:footer="0" w:bottom="1440"/>
+      <w:pgNumType w:fmt="decimal"/>
+      <w:formProt w:val="false"/>
+      <w:textDirection w:val="lrTb"/>
+      <w:docGrid w:type="default" w:linePitch="360" w:charSpace="0"/>
     </w:sectPr>
   </w:body>
 </w:document>
 </file>
 
+<file path=word/numbering.xml><?xml version="1.0" encoding="utf-8"?>
+<w:numbering xmlns:w="http://schemas.openxmlformats.org/wordprocessingml/2006/main" xmlns:o="urn:schemas-microsoft-com:office:office" xmlns:r="http://schemas.openxmlformats.org/officeDocument/2006/relationships" xmlns:v="urn:schemas-microsoft-com:vml" xmlns:mc="http://schemas.openxmlformats.org/markup-compatibility/2006" xmlns:w14="http://schemas.microsoft.com/office/word/2010/wordml" mc:Ignorable="w14">
+  <w:abstractNum w:abstractNumId="1">
+    <w:lvl w:ilvl="0">
+      <w:start w:val="1"/>
+      <w:numFmt w:val="upperLetter"/>
+      <w:lvlText w:val="%1."/>
+      <w:lvlJc w:val="left"/>
+      <w:pPr>
+        <w:tabs>
+          <w:tab w:val="num" w:pos="0"/>
+        </w:tabs>
+        <w:ind w:left="720" w:hanging="360"/>
+      </w:pPr>
+      <w:rPr>
+        <w:sz w:val="22"/>
+        <w:szCs w:val="22"/>
+        <w:rFonts w:ascii="Calibri" w:hAnsi="Calibri" w:eastAsia="Calibri" w:cs="Calibri"/>
+        <w:color w:val="000000"/>
+      </w:rPr>
+    </w:lvl>
+    <w:lvl w:ilvl="1">
+      <w:start w:val="1"/>
+      <w:numFmt w:val="lowerLetter"/>
+      <w:lvlText w:val="%2."/>
+      <w:lvlJc w:val="left"/>
+      <w:pPr>
+        <w:tabs>
+          <w:tab w:val="num" w:pos="0"/>
+        </w:tabs>
+        <w:ind w:left="1440" w:hanging="360"/>
+      </w:pPr>
+      <w:rPr/>
+    </w:lvl>
+    <w:lvl w:ilvl="2">
+      <w:start w:val="1"/>
+      <w:numFmt w:val="lowerRoman"/>
+      <w:lvlText w:val="%3."/>
+      <w:lvlJc w:val="right"/>
+      <w:pPr>
+        <w:tabs>
+          <w:tab w:val="num" w:pos="0"/>
+        </w:tabs>
+        <w:ind w:left="2160" w:hanging="180"/>
+      </w:pPr>
+      <w:rPr/>
+    </w:lvl>
+    <w:lvl w:ilvl="3">
+      <w:start w:val="1"/>
+      <w:numFmt w:val="decimal"/>
+      <w:lvlText w:val="%4."/>
+      <w:lvlJc w:val="left"/>
+      <w:pPr>
+        <w:tabs>
+          <w:tab w:val="num" w:pos="0"/>
+        </w:tabs>
+        <w:ind w:left="2880" w:hanging="360"/>
+      </w:pPr>
+      <w:rPr/>
+    </w:lvl>
+    <w:lvl w:ilvl="4">
+      <w:start w:val="1"/>
+      <w:numFmt w:val="lowerLetter"/>
+      <w:lvlText w:val="%5."/>
+      <w:lvlJc w:val="left"/>
+      <w:pPr>
+        <w:tabs>
+          <w:tab w:val="num" w:pos="0"/>
+        </w:tabs>
+        <w:ind w:left="3600" w:hanging="360"/>
+      </w:pPr>
+      <w:rPr/>
+    </w:lvl>
+    <w:lvl w:ilvl="5">
+      <w:start w:val="1"/>
+      <w:numFmt w:val="lowerRoman"/>
+      <w:lvlText w:val="%6."/>
+      <w:lvlJc w:val="right"/>
+      <w:pPr>
+        <w:tabs>
+          <w:tab w:val="num" w:pos="0"/>
+        </w:tabs>
+        <w:ind w:left="4320" w:hanging="180"/>
+      </w:pPr>
+      <w:rPr/>
+    </w:lvl>
+    <w:lvl w:ilvl="6">
+      <w:start w:val="1"/>
+      <w:numFmt w:val="decimal"/>
+      <w:lvlText w:val="%7."/>
+      <w:lvlJc w:val="left"/>
+      <w:pPr>
+        <w:tabs>
+          <w:tab w:val="num" w:pos="0"/>
+        </w:tabs>
+        <w:ind w:left="5040" w:hanging="360"/>
+      </w:pPr>
+      <w:rPr/>
+    </w:lvl>
+    <w:lvl w:ilvl="7">
+      <w:start w:val="1"/>
+      <w:numFmt w:val="lowerLetter"/>
+      <w:lvlText w:val="%8."/>
+      <w:lvlJc w:val="left"/>
+      <w:pPr>
+        <w:tabs>
+          <w:tab w:val="num" w:pos="0"/>
+        </w:tabs>
+        <w:ind w:left="5760" w:hanging="360"/>
+      </w:pPr>
+      <w:rPr/>
+    </w:lvl>
+    <w:lvl w:ilvl="8">
+      <w:start w:val="1"/>
+      <w:numFmt w:val="lowerRoman"/>
+      <w:lvlText w:val="%9."/>
+      <w:lvlJc w:val="right"/>
+      <w:pPr>
+        <w:tabs>
+          <w:tab w:val="num" w:pos="0"/>
+        </w:tabs>
+        <w:ind w:left="6480" w:hanging="180"/>
+      </w:pPr>
+      <w:rPr/>
+    </w:lvl>
+  </w:abstractNum>
+  <w:abstractNum w:abstractNumId="2">
+    <w:lvl w:ilvl="0">
+      <w:start w:val="1"/>
+      <w:numFmt w:val="bullet"/>
+      <w:lvlText w:val=""/>
+      <w:lvlJc w:val="left"/>
+      <w:pPr>
+        <w:tabs>
+          <w:tab w:val="num" w:pos="720"/>
+        </w:tabs>
+        <w:ind w:left="720" w:hanging="360"/>
+      </w:pPr>
+      <w:rPr>
+        <w:rFonts w:ascii="MT Extra" w:hAnsi="MT Extra" w:cs="MT Extra" w:hint="default"/>
+      </w:rPr>
+    </w:lvl>
+    <w:lvl w:ilvl="1">
+      <w:start w:val="1"/>
+      <w:numFmt w:val="bullet"/>
+      <w:lvlText w:val=""/>
+      <w:lvlJc w:val="left"/>
+      <w:pPr>
+        <w:tabs>
+          <w:tab w:val="num" w:pos="1080"/>
+        </w:tabs>
+        <w:ind w:left="1080" w:hanging="360"/>
+      </w:pPr>
+      <w:rPr>
+        <w:rFonts w:ascii="MT Extra" w:hAnsi="MT Extra" w:cs="MT Extra" w:hint="default"/>
+      </w:rPr>
+    </w:lvl>
+    <w:lvl w:ilvl="2">
+      <w:start w:val="1"/>
+      <w:numFmt w:val="bullet"/>
+      <w:lvlText w:val=""/>
+      <w:lvlJc w:val="left"/>
+      <w:pPr>
+        <w:tabs>
+          <w:tab w:val="num" w:pos="1440"/>
+        </w:tabs>
+        <w:ind w:left="1440" w:hanging="360"/>
+      </w:pPr>
+      <w:rPr>
+        <w:rFonts w:ascii="MT Extra" w:hAnsi="MT Extra" w:cs="MT Extra" w:hint="default"/>
+      </w:rPr>
+    </w:lvl>
+    <w:lvl w:ilvl="3">
+      <w:start w:val="1"/>
+      <w:numFmt w:val="bullet"/>
+      <w:lvlText w:val=""/>
+      <w:lvlJc w:val="left"/>
+      <w:pPr>
+        <w:tabs>
+          <w:tab w:val="num" w:pos="1800"/>
+        </w:tabs>
+        <w:ind w:left="1800" w:hanging="360"/>
+      </w:pPr>
+      <w:rPr>
+        <w:rFonts w:ascii="MT Extra" w:hAnsi="MT Extra" w:cs="MT Extra" w:hint="default"/>
+      </w:rPr>
+    </w:lvl>
+    <w:lvl w:ilvl="4">
+      <w:start w:val="1"/>
+      <w:numFmt w:val="bullet"/>
+      <w:lvlText w:val=""/>
+      <w:lvlJc w:val="left"/>
+      <w:pPr>
+        <w:tabs>
+          <w:tab w:val="num" w:pos="2160"/>
+        </w:tabs>
+        <w:ind w:left="2160" w:hanging="360"/>
+      </w:pPr>
+      <w:rPr>
+        <w:rFonts w:ascii="MT Extra" w:hAnsi="MT Extra" w:cs="MT Extra" w:hint="default"/>
+      </w:rPr>
+    </w:lvl>
+    <w:lvl w:ilvl="5">
+      <w:start w:val="1"/>
+      <w:numFmt w:val="bullet"/>
+      <w:lvlText w:val=""/>
+      <w:lvlJc w:val="left"/>
+      <w:pPr>
+        <w:tabs>
+          <w:tab w:val="num" w:pos="2520"/>
+        </w:tabs>
+        <w:ind w:left="2520" w:hanging="360"/>
+      </w:pPr>
+      <w:rPr>
+        <w:rFonts w:ascii="MT Extra" w:hAnsi="MT Extra" w:cs="MT Extra" w:hint="default"/>
+      </w:rPr>
+    </w:lvl>
+    <w:lvl w:ilvl="6">
+      <w:start w:val="1"/>
+      <w:numFmt w:val="bullet"/>
+      <w:lvlText w:val=""/>
+      <w:lvlJc w:val="left"/>
+      <w:pPr>
+        <w:tabs>
+          <w:tab w:val="num" w:pos="2880"/>
+        </w:tabs>
+        <w:ind w:left="2880" w:hanging="360"/>
+      </w:pPr>
+      <w:rPr>
+        <w:rFonts w:ascii="MT Extra" w:hAnsi="MT Extra" w:cs="MT Extra" w:hint="default"/>
+      </w:rPr>
+    </w:lvl>
+    <w:lvl w:ilvl="7">
+      <w:start w:val="1"/>
+      <w:numFmt w:val="bullet"/>
+      <w:lvlText w:val=""/>
+      <w:lvlJc w:val="left"/>
+      <w:pPr>
+        <w:tabs>
+          <w:tab w:val="num" w:pos="3240"/>
+        </w:tabs>
+        <w:ind w:left="3240" w:hanging="360"/>
+      </w:pPr>
+      <w:rPr>
+        <w:rFonts w:ascii="MT Extra" w:hAnsi="MT Extra" w:cs="MT Extra" w:hint="default"/>
+      </w:rPr>
+    </w:lvl>
+    <w:lvl w:ilvl="8">
+      <w:start w:val="1"/>
+      <w:numFmt w:val="bullet"/>
+      <w:lvlText w:val=""/>
+      <w:lvlJc w:val="left"/>
+      <w:pPr>
+        <w:tabs>
+          <w:tab w:val="num" w:pos="3600"/>
+        </w:tabs>
+        <w:ind w:left="3600" w:hanging="360"/>
+      </w:pPr>
+      <w:rPr>
+        <w:rFonts w:ascii="MT Extra" w:hAnsi="MT Extra" w:cs="MT Extra" w:hint="default"/>
+      </w:rPr>
+    </w:lvl>
+  </w:abstractNum>
+  <w:abstractNum w:abstractNumId="3">
+    <w:lvl w:ilvl="0">
+      <w:start w:val="1"/>
+      <w:numFmt w:val="none"/>
+      <w:suff w:val="nothing"/>
+      <w:lvlText w:val=""/>
+      <w:lvlJc w:val="left"/>
+      <w:pPr>
+        <w:tabs>
+          <w:tab w:val="num" w:pos="0"/>
+        </w:tabs>
+        <w:ind w:left="0" w:hanging="0"/>
+      </w:pPr>
+    </w:lvl>
+    <w:lvl w:ilvl="1">
+      <w:start w:val="1"/>
+      <w:numFmt w:val="none"/>
+      <w:suff w:val="nothing"/>
+      <w:lvlText w:val=""/>
+      <w:lvlJc w:val="left"/>
+      <w:pPr>
+        <w:tabs>
+          <w:tab w:val="num" w:pos="0"/>
+        </w:tabs>
+        <w:ind w:left="0" w:hanging="0"/>
+      </w:pPr>
+    </w:lvl>
+    <w:lvl w:ilvl="2">
+      <w:start w:val="1"/>
+      <w:numFmt w:val="none"/>
+      <w:suff w:val="nothing"/>
+      <w:lvlText w:val=""/>
+      <w:lvlJc w:val="left"/>
+      <w:pPr>
+        <w:tabs>
+          <w:tab w:val="num" w:pos="0"/>
+        </w:tabs>
+        <w:ind w:left="0" w:hanging="0"/>
+      </w:pPr>
+    </w:lvl>
+    <w:lvl w:ilvl="3">
+      <w:start w:val="1"/>
+      <w:numFmt w:val="none"/>
+      <w:suff w:val="nothing"/>
+      <w:lvlText w:val=""/>
+      <w:lvlJc w:val="left"/>
+      <w:pPr>
+        <w:tabs>
+          <w:tab w:val="num" w:pos="0"/>
+        </w:tabs>
+        <w:ind w:left="0" w:hanging="0"/>
+      </w:pPr>
+    </w:lvl>
+    <w:lvl w:ilvl="4">
+      <w:start w:val="1"/>
+      <w:numFmt w:val="none"/>
+      <w:suff w:val="nothing"/>
+      <w:lvlText w:val=""/>
+      <w:lvlJc w:val="left"/>
+      <w:pPr>
+        <w:tabs>
+          <w:tab w:val="num" w:pos="0"/>
+        </w:tabs>
+        <w:ind w:left="0" w:hanging="0"/>
+      </w:pPr>
+    </w:lvl>
+    <w:lvl w:ilvl="5">
+      <w:start w:val="1"/>
+      <w:numFmt w:val="none"/>
+      <w:suff w:val="nothing"/>
+      <w:lvlText w:val=""/>
+      <w:lvlJc w:val="left"/>
+      <w:pPr>
+        <w:tabs>
+          <w:tab w:val="num" w:pos="0"/>
+        </w:tabs>
+        <w:ind w:left="0" w:hanging="0"/>
+      </w:pPr>
+    </w:lvl>
+    <w:lvl w:ilvl="6">
+      <w:start w:val="1"/>
+      <w:numFmt w:val="none"/>
+      <w:suff w:val="nothing"/>
+      <w:lvlText w:val=""/>
+      <w:lvlJc w:val="left"/>
+      <w:pPr>
+        <w:tabs>
+          <w:tab w:val="num" w:pos="0"/>
+        </w:tabs>
+        <w:ind w:left="0" w:hanging="0"/>
+      </w:pPr>
+    </w:lvl>
+    <w:lvl w:ilvl="7">
+      <w:start w:val="1"/>
+      <w:numFmt w:val="none"/>
+      <w:suff w:val="nothing"/>
+      <w:lvlText w:val=""/>
+      <w:lvlJc w:val="left"/>
+      <w:pPr>
+        <w:tabs>
+          <w:tab w:val="num" w:pos="0"/>
+        </w:tabs>
+        <w:ind w:left="0" w:hanging="0"/>
+      </w:pPr>
+    </w:lvl>
+    <w:lvl w:ilvl="8">
+      <w:start w:val="1"/>
+      <w:numFmt w:val="none"/>
+      <w:suff w:val="nothing"/>
+      <w:lvlText w:val=""/>
+      <w:lvlJc w:val="left"/>
+      <w:pPr>
+        <w:tabs>
+          <w:tab w:val="num" w:pos="0"/>
+        </w:tabs>
+        <w:ind w:left="0" w:hanging="0"/>
+      </w:pPr>
+    </w:lvl>
+  </w:abstractNum>
+  <w:num w:numId="1">
+    <w:abstractNumId w:val="1"/>
+  </w:num>
+  <w:num w:numId="2">
+    <w:abstractNumId w:val="2"/>
+  </w:num>
+  <w:num w:numId="3">
+    <w:abstractNumId w:val="3"/>
+  </w:num>
+</w:numbering>
+</file>
+
 <file path=word/styles.xml><?xml version="1.0" encoding="utf-8"?>
-<w:styles xmlns:mc="http://schemas.openxmlformats.org/markup-compatibility/2006" xmlns:r="http://schemas.openxmlformats.org/officeDocument/2006/relationships" xmlns:w="http://schemas.openxmlformats.org/wordprocessingml/2006/main" xmlns:w14="http://schemas.microsoft.com/office/word/2010/wordml" xmlns:w15="http://schemas.microsoft.com/office/word/2012/wordml" xmlns:w16cex="http://schemas.microsoft.com/office/word/2018/wordml/cex" xmlns:w16cid="http://schemas.microsoft.com/office/word/2016/wordml/cid" xmlns:w16="http://schemas.microsoft.com/office/word/2018/wordml" xmlns:w16sdtdh="http://schemas.microsoft.com/office/word/2020/wordml/sdtdatahash" xmlns:w16se="http://schemas.microsoft.com/office/word/2015/wordml/symex" mc:Ignorable="w14 w15 w16se w16cid w16 w16cex w16sdtdh">
+<w:styles xmlns:w="http://schemas.openxmlformats.org/wordprocessingml/2006/main" xmlns:w14="http://schemas.microsoft.com/office/word/2010/wordml" xmlns:mc="http://schemas.openxmlformats.org/markup-compatibility/2006" mc:Ignorable="w14">
   <w:docDefaults>
     <w:rPrDefault>
       <w:rPr>
-        <w:rFonts w:asciiTheme="minorHAnsi" w:eastAsiaTheme="minorHAnsi" w:hAnsiTheme="minorHAnsi" w:cstheme="minorBidi"/>
+        <w:rFonts w:ascii="Aptos" w:hAnsi="Aptos" w:eastAsia="Aptos" w:cs="" w:asciiTheme="minorHAnsi" w:cstheme="minorBidi" w:eastAsiaTheme="minorHAnsi" w:hAnsiTheme="minorHAnsi"/>
         <w:kern w:val="2"/>
         <w:sz w:val="24"/>
         <w:szCs w:val="24"/>
@@ -26,19 +3127,23 @@
         <w14:ligatures w14:val="standardContextual"/>
       </w:rPr>
     </w:rPrDefault>
-    <w:pPrDefault/>
+    <w:pPrDefault>
+      <w:pPr>
+        <w:suppressAutoHyphens w:val="true"/>
+      </w:pPr>
+    </w:pPrDefault>
   </w:docDefaults>
   <w:latentStyles w:defLockedState="0" w:defUIPriority="99" w:defSemiHidden="0" w:defUnhideWhenUsed="0" w:defQFormat="0" w:count="376">
     <w:lsdException w:name="Normal" w:uiPriority="0" w:qFormat="1"/>
     <w:lsdException w:name="heading 1" w:uiPriority="9" w:qFormat="1"/>
-    <w:lsdException w:name="heading 2" w:semiHidden="1" w:uiPriority="9" w:unhideWhenUsed="1" w:qFormat="1"/>
-    <w:lsdException w:name="heading 3" w:semiHidden="1" w:uiPriority="9" w:unhideWhenUsed="1" w:qFormat="1"/>
-    <w:lsdException w:name="heading 4" w:semiHidden="1" w:uiPriority="9" w:unhideWhenUsed="1" w:qFormat="1"/>
-    <w:lsdException w:name="heading 5" w:semiHidden="1" w:uiPriority="9" w:unhideWhenUsed="1" w:qFormat="1"/>
-    <w:lsdException w:name="heading 6" w:semiHidden="1" w:uiPriority="9" w:unhideWhenUsed="1" w:qFormat="1"/>
-    <w:lsdException w:name="heading 7" w:semiHidden="1" w:uiPriority="9" w:unhideWhenUsed="1" w:qFormat="1"/>
-    <w:lsdException w:name="heading 8" w:semiHidden="1" w:uiPriority="9" w:unhideWhenUsed="1" w:qFormat="1"/>
-    <w:lsdException w:name="heading 9" w:semiHidden="1" w:uiPriority="9" w:unhideWhenUsed="1" w:qFormat="1"/>
+    <w:lsdException w:name="heading 2" w:uiPriority="9" w:semiHidden="1" w:unhideWhenUsed="1" w:qFormat="1"/>
+    <w:lsdException w:name="heading 3" w:uiPriority="9" w:semiHidden="1" w:unhideWhenUsed="1" w:qFormat="1"/>
+    <w:lsdException w:name="heading 4" w:uiPriority="9" w:semiHidden="1" w:unhideWhenUsed="1" w:qFormat="1"/>
+    <w:lsdException w:name="heading 5" w:uiPriority="9" w:semiHidden="1" w:unhideWhenUsed="1" w:qFormat="1"/>
+    <w:lsdException w:name="heading 6" w:uiPriority="9" w:semiHidden="1" w:unhideWhenUsed="1" w:qFormat="1"/>
+    <w:lsdException w:name="heading 7" w:uiPriority="9" w:semiHidden="1" w:unhideWhenUsed="1" w:qFormat="1"/>
+    <w:lsdException w:name="heading 8" w:uiPriority="9" w:semiHidden="1" w:unhideWhenUsed="1" w:qFormat="1"/>
+    <w:lsdException w:name="heading 9" w:uiPriority="9" w:semiHidden="1" w:unhideWhenUsed="1" w:qFormat="1"/>
     <w:lsdException w:name="index 1" w:semiHidden="1" w:unhideWhenUsed="1"/>
     <w:lsdException w:name="index 2" w:semiHidden="1" w:unhideWhenUsed="1"/>
     <w:lsdException w:name="index 3" w:semiHidden="1" w:unhideWhenUsed="1"/>
@@ -48,22 +3153,22 @@
     <w:lsdException w:name="index 7" w:semiHidden="1" w:unhideWhenUsed="1"/>
     <w:lsdException w:name="index 8" w:semiHidden="1" w:unhideWhenUsed="1"/>
     <w:lsdException w:name="index 9" w:semiHidden="1" w:unhideWhenUsed="1"/>
-    <w:lsdException w:name="toc 1" w:semiHidden="1" w:uiPriority="39" w:unhideWhenUsed="1"/>
-    <w:lsdException w:name="toc 2" w:semiHidden="1" w:uiPriority="39" w:unhideWhenUsed="1"/>
-    <w:lsdException w:name="toc 3" w:semiHidden="1" w:uiPriority="39" w:unhideWhenUsed="1"/>
-    <w:lsdException w:name="toc 4" w:semiHidden="1" w:uiPriority="39" w:unhideWhenUsed="1"/>
-    <w:lsdException w:name="toc 5" w:semiHidden="1" w:uiPriority="39" w:unhideWhenUsed="1"/>
-    <w:lsdException w:name="toc 6" w:semiHidden="1" w:uiPriority="39" w:unhideWhenUsed="1"/>
-    <w:lsdException w:name="toc 7" w:semiHidden="1" w:uiPriority="39" w:unhideWhenUsed="1"/>
-    <w:lsdException w:name="toc 8" w:semiHidden="1" w:uiPriority="39" w:unhideWhenUsed="1"/>
-    <w:lsdException w:name="toc 9" w:semiHidden="1" w:uiPriority="39" w:unhideWhenUsed="1"/>
+    <w:lsdException w:name="toc 1" w:uiPriority="39" w:semiHidden="1" w:unhideWhenUsed="1"/>
+    <w:lsdException w:name="toc 2" w:uiPriority="39" w:semiHidden="1" w:unhideWhenUsed="1"/>
+    <w:lsdException w:name="toc 3" w:uiPriority="39" w:semiHidden="1" w:unhideWhenUsed="1"/>
+    <w:lsdException w:name="toc 4" w:uiPriority="39" w:semiHidden="1" w:unhideWhenUsed="1"/>
+    <w:lsdException w:name="toc 5" w:uiPriority="39" w:semiHidden="1" w:unhideWhenUsed="1"/>
+    <w:lsdException w:name="toc 6" w:uiPriority="39" w:semiHidden="1" w:unhideWhenUsed="1"/>
+    <w:lsdException w:name="toc 7" w:uiPriority="39" w:semiHidden="1" w:unhideWhenUsed="1"/>
+    <w:lsdException w:name="toc 8" w:uiPriority="39" w:semiHidden="1" w:unhideWhenUsed="1"/>
+    <w:lsdException w:name="toc 9" w:uiPriority="39" w:semiHidden="1" w:unhideWhenUsed="1"/>
     <w:lsdException w:name="Normal Indent" w:semiHidden="1" w:unhideWhenUsed="1"/>
     <w:lsdException w:name="footnote text" w:semiHidden="1" w:unhideWhenUsed="1"/>
     <w:lsdException w:name="annotation text" w:semiHidden="1" w:unhideWhenUsed="1"/>
     <w:lsdException w:name="header" w:semiHidden="1" w:unhideWhenUsed="1"/>
     <w:lsdException w:name="footer" w:semiHidden="1" w:unhideWhenUsed="1"/>
     <w:lsdException w:name="index heading" w:semiHidden="1" w:unhideWhenUsed="1"/>
-    <w:lsdException w:name="caption" w:semiHidden="1" w:uiPriority="35" w:unhideWhenUsed="1" w:qFormat="1"/>
+    <w:lsdException w:name="caption" w:uiPriority="35" w:semiHidden="1" w:unhideWhenUsed="1" w:qFormat="1"/>
     <w:lsdException w:name="table of figures" w:semiHidden="1" w:unhideWhenUsed="1"/>
     <w:lsdException w:name="envelope address" w:semiHidden="1" w:unhideWhenUsed="1"/>
     <w:lsdException w:name="envelope return" w:semiHidden="1" w:unhideWhenUsed="1"/>
@@ -94,7 +3199,7 @@
     <w:lsdException w:name="Title" w:uiPriority="10" w:qFormat="1"/>
     <w:lsdException w:name="Closing" w:semiHidden="1" w:unhideWhenUsed="1"/>
     <w:lsdException w:name="Signature" w:semiHidden="1" w:unhideWhenUsed="1"/>
-    <w:lsdException w:name="Default Paragraph Font" w:semiHidden="1" w:uiPriority="1" w:unhideWhenUsed="1"/>
+    <w:lsdException w:name="Default Paragraph Font" w:uiPriority="1" w:semiHidden="1" w:unhideWhenUsed="1"/>
     <w:lsdException w:name="Body Text" w:semiHidden="1" w:unhideWhenUsed="1"/>
     <w:lsdException w:name="Body Text Indent" w:semiHidden="1" w:unhideWhenUsed="1"/>
     <w:lsdException w:name="List Continue" w:semiHidden="1" w:unhideWhenUsed="1"/>
@@ -294,8 +3399,8 @@
     <w:lsdException w:name="Subtle Reference" w:uiPriority="31" w:qFormat="1"/>
     <w:lsdException w:name="Intense Reference" w:uiPriority="32" w:qFormat="1"/>
     <w:lsdException w:name="Book Title" w:uiPriority="33" w:qFormat="1"/>
-    <w:lsdException w:name="Bibliography" w:semiHidden="1" w:uiPriority="37" w:unhideWhenUsed="1"/>
-    <w:lsdException w:name="TOC Heading" w:semiHidden="1" w:uiPriority="39" w:unhideWhenUsed="1" w:qFormat="1"/>
+    <w:lsdException w:name="Bibliography" w:uiPriority="37" w:semiHidden="1" w:unhideWhenUsed="1"/>
+    <w:lsdException w:name="TOC Heading" w:uiPriority="39" w:semiHidden="1" w:unhideWhenUsed="1" w:qFormat="1"/>
     <w:lsdException w:name="Plain Table 1" w:uiPriority="41"/>
     <w:lsdException w:name="Plain Table 2" w:uiPriority="42"/>
     <w:lsdException w:name="Plain Table 3" w:uiPriority="43"/>
@@ -406,9 +3511,24 @@
     <w:lsdException w:name="Unresolved Mention" w:semiHidden="1" w:unhideWhenUsed="1"/>
     <w:lsdException w:name="Smart Link" w:semiHidden="1" w:unhideWhenUsed="1"/>
   </w:latentStyles>
-  <w:style w:type="paragraph" w:default="1" w:styleId="Normal">
+  <w:style w:type="paragraph" w:styleId="Normal" w:default="1">
     <w:name w:val="Normal"/>
     <w:qFormat/>
+    <w:pPr>
+      <w:widowControl/>
+      <w:bidi w:val="0"/>
+      <w:spacing w:before="0" w:after="0"/>
+      <w:jc w:val="left"/>
+    </w:pPr>
+    <w:rPr>
+      <w:rFonts w:ascii="Aptos" w:hAnsi="Aptos" w:eastAsia="Aptos" w:cs="" w:asciiTheme="minorHAnsi" w:cstheme="minorBidi" w:eastAsiaTheme="minorHAnsi" w:hAnsiTheme="minorHAnsi"/>
+      <w:color w:val="auto"/>
+      <w:kern w:val="2"/>
+      <w:sz w:val="24"/>
+      <w:szCs w:val="24"/>
+      <w:lang w:val="en-AU" w:eastAsia="en-US" w:bidi="ar-SA"/>
+      <w14:ligatures w14:val="standardContextual"/>
+    </w:rPr>
   </w:style>
   <w:style w:type="paragraph" w:styleId="Heading1">
     <w:name w:val="heading 1"/>
@@ -419,14 +3539,14 @@
     <w:qFormat/>
     <w:rsid w:val="00043936"/>
     <w:pPr>
-      <w:keepNext/>
+      <w:keepNext w:val="true"/>
       <w:keepLines/>
       <w:spacing w:before="360" w:after="80"/>
       <w:outlineLvl w:val="0"/>
     </w:pPr>
     <w:rPr>
-      <w:rFonts w:asciiTheme="majorHAnsi" w:eastAsiaTheme="majorEastAsia" w:hAnsiTheme="majorHAnsi" w:cstheme="majorBidi"/>
-      <w:color w:val="0F4761" w:themeColor="accent1" w:themeShade="BF"/>
+      <w:rFonts w:ascii="Aptos Display" w:hAnsi="Aptos Display" w:eastAsia="" w:cs="" w:asciiTheme="majorHAnsi" w:cstheme="majorBidi" w:eastAsiaTheme="majorEastAsia" w:hAnsiTheme="majorHAnsi"/>
+      <w:color w:themeColor="accent1" w:themeShade="bf" w:val="0F4761"/>
       <w:sz w:val="40"/>
       <w:szCs w:val="40"/>
     </w:rPr>
@@ -442,14 +3562,14 @@
     <w:qFormat/>
     <w:rsid w:val="00043936"/>
     <w:pPr>
-      <w:keepNext/>
+      <w:keepNext w:val="true"/>
       <w:keepLines/>
       <w:spacing w:before="160" w:after="80"/>
       <w:outlineLvl w:val="1"/>
     </w:pPr>
     <w:rPr>
-      <w:rFonts w:asciiTheme="majorHAnsi" w:eastAsiaTheme="majorEastAsia" w:hAnsiTheme="majorHAnsi" w:cstheme="majorBidi"/>
-      <w:color w:val="0F4761" w:themeColor="accent1" w:themeShade="BF"/>
+      <w:rFonts w:ascii="Aptos Display" w:hAnsi="Aptos Display" w:eastAsia="" w:cs="" w:asciiTheme="majorHAnsi" w:cstheme="majorBidi" w:eastAsiaTheme="majorEastAsia" w:hAnsiTheme="majorHAnsi"/>
+      <w:color w:themeColor="accent1" w:themeShade="bf" w:val="0F4761"/>
       <w:sz w:val="32"/>
       <w:szCs w:val="32"/>
     </w:rPr>
@@ -465,14 +3585,14 @@
     <w:qFormat/>
     <w:rsid w:val="00043936"/>
     <w:pPr>
-      <w:keepNext/>
+      <w:keepNext w:val="true"/>
       <w:keepLines/>
       <w:spacing w:before="160" w:after="80"/>
       <w:outlineLvl w:val="2"/>
     </w:pPr>
     <w:rPr>
-      <w:rFonts w:eastAsiaTheme="majorEastAsia" w:cstheme="majorBidi"/>
-      <w:color w:val="0F4761" w:themeColor="accent1" w:themeShade="BF"/>
+      <w:rFonts w:eastAsia="" w:cs="" w:cstheme="majorBidi" w:eastAsiaTheme="majorEastAsia"/>
+      <w:color w:themeColor="accent1" w:themeShade="bf" w:val="0F4761"/>
       <w:sz w:val="28"/>
       <w:szCs w:val="28"/>
     </w:rPr>
@@ -488,16 +3608,16 @@
     <w:qFormat/>
     <w:rsid w:val="00043936"/>
     <w:pPr>
-      <w:keepNext/>
+      <w:keepNext w:val="true"/>
       <w:keepLines/>
       <w:spacing w:before="80" w:after="40"/>
       <w:outlineLvl w:val="3"/>
     </w:pPr>
     <w:rPr>
-      <w:rFonts w:eastAsiaTheme="majorEastAsia" w:cstheme="majorBidi"/>
+      <w:rFonts w:eastAsia="" w:cs="" w:cstheme="majorBidi" w:eastAsiaTheme="majorEastAsia"/>
       <w:i/>
       <w:iCs/>
-      <w:color w:val="0F4761" w:themeColor="accent1" w:themeShade="BF"/>
+      <w:color w:themeColor="accent1" w:themeShade="bf" w:val="0F4761"/>
     </w:rPr>
   </w:style>
   <w:style w:type="paragraph" w:styleId="Heading5">
@@ -511,14 +3631,14 @@
     <w:qFormat/>
     <w:rsid w:val="00043936"/>
     <w:pPr>
-      <w:keepNext/>
+      <w:keepNext w:val="true"/>
       <w:keepLines/>
       <w:spacing w:before="80" w:after="40"/>
       <w:outlineLvl w:val="4"/>
     </w:pPr>
     <w:rPr>
-      <w:rFonts w:eastAsiaTheme="majorEastAsia" w:cstheme="majorBidi"/>
-      <w:color w:val="0F4761" w:themeColor="accent1" w:themeShade="BF"/>
+      <w:rFonts w:eastAsia="" w:cs="" w:cstheme="majorBidi" w:eastAsiaTheme="majorEastAsia"/>
+      <w:color w:themeColor="accent1" w:themeShade="bf" w:val="0F4761"/>
     </w:rPr>
   </w:style>
   <w:style w:type="paragraph" w:styleId="Heading6">
@@ -532,16 +3652,16 @@
     <w:qFormat/>
     <w:rsid w:val="00043936"/>
     <w:pPr>
-      <w:keepNext/>
+      <w:keepNext w:val="true"/>
       <w:keepLines/>
-      <w:spacing w:before="40"/>
+      <w:spacing w:before="40" w:after="0"/>
       <w:outlineLvl w:val="5"/>
     </w:pPr>
     <w:rPr>
-      <w:rFonts w:eastAsiaTheme="majorEastAsia" w:cstheme="majorBidi"/>
+      <w:rFonts w:eastAsia="" w:cs="" w:cstheme="majorBidi" w:eastAsiaTheme="majorEastAsia"/>
       <w:i/>
       <w:iCs/>
-      <w:color w:val="595959" w:themeColor="text1" w:themeTint="A6"/>
+      <w:color w:themeColor="text1" w:themeTint="a6" w:val="595959"/>
     </w:rPr>
   </w:style>
   <w:style w:type="paragraph" w:styleId="Heading7">
@@ -555,14 +3675,14 @@
     <w:qFormat/>
     <w:rsid w:val="00043936"/>
     <w:pPr>
-      <w:keepNext/>
+      <w:keepNext w:val="true"/>
       <w:keepLines/>
-      <w:spacing w:before="40"/>
+      <w:spacing w:before="40" w:after="0"/>
       <w:outlineLvl w:val="6"/>
     </w:pPr>
     <w:rPr>
-      <w:rFonts w:eastAsiaTheme="majorEastAsia" w:cstheme="majorBidi"/>
-      <w:color w:val="595959" w:themeColor="text1" w:themeTint="A6"/>
+      <w:rFonts w:eastAsia="" w:cs="" w:cstheme="majorBidi" w:eastAsiaTheme="majorEastAsia"/>
+      <w:color w:themeColor="text1" w:themeTint="a6" w:val="595959"/>
     </w:rPr>
   </w:style>
   <w:style w:type="paragraph" w:styleId="Heading8">
@@ -576,15 +3696,15 @@
     <w:qFormat/>
     <w:rsid w:val="00043936"/>
     <w:pPr>
-      <w:keepNext/>
+      <w:keepNext w:val="true"/>
       <w:keepLines/>
       <w:outlineLvl w:val="7"/>
     </w:pPr>
     <w:rPr>
-      <w:rFonts w:eastAsiaTheme="majorEastAsia" w:cstheme="majorBidi"/>
+      <w:rFonts w:eastAsia="" w:cs="" w:cstheme="majorBidi" w:eastAsiaTheme="majorEastAsia"/>
       <w:i/>
       <w:iCs/>
-      <w:color w:val="272727" w:themeColor="text1" w:themeTint="D8"/>
+      <w:color w:themeColor="text1" w:themeTint="d8" w:val="272727"/>
     </w:rPr>
   </w:style>
   <w:style w:type="paragraph" w:styleId="Heading9">
@@ -598,159 +3718,296 @@
     <w:qFormat/>
     <w:rsid w:val="00043936"/>
     <w:pPr>
-      <w:keepNext/>
+      <w:keepNext w:val="true"/>
       <w:keepLines/>
       <w:outlineLvl w:val="8"/>
     </w:pPr>
     <w:rPr>
-      <w:rFonts w:eastAsiaTheme="majorEastAsia" w:cstheme="majorBidi"/>
-      <w:color w:val="272727" w:themeColor="text1" w:themeTint="D8"/>
+      <w:rFonts w:eastAsia="" w:cs="" w:cstheme="majorBidi" w:eastAsiaTheme="majorEastAsia"/>
+      <w:color w:themeColor="text1" w:themeTint="d8" w:val="272727"/>
     </w:rPr>
   </w:style>
-  <w:style w:type="character" w:default="1" w:styleId="DefaultParagraphFont">
+  <w:style w:type="character" w:styleId="DefaultParagraphFont" w:default="1">
     <w:name w:val="Default Paragraph Font"/>
     <w:uiPriority w:val="1"/>
     <w:semiHidden/>
     <w:unhideWhenUsed/>
+    <w:qFormat/>
+    <w:rPr/>
   </w:style>
-  <w:style w:type="table" w:default="1" w:styleId="TableNormal">
-    <w:name w:val="Normal Table"/>
-    <w:uiPriority w:val="99"/>
-    <w:semiHidden/>
-    <w:unhideWhenUsed/>
-    <w:tblPr>
-      <w:tblInd w:w="0" w:type="dxa"/>
-      <w:tblCellMar>
-        <w:top w:w="0" w:type="dxa"/>
-        <w:left w:w="108" w:type="dxa"/>
-        <w:bottom w:w="0" w:type="dxa"/>
-        <w:right w:w="108" w:type="dxa"/>
-      </w:tblCellMar>
-    </w:tblPr>
-  </w:style>
-  <w:style w:type="numbering" w:default="1" w:styleId="NoList">
-    <w:name w:val="No List"/>
-    <w:uiPriority w:val="99"/>
-    <w:semiHidden/>
-    <w:unhideWhenUsed/>
-  </w:style>
-  <w:style w:type="character" w:customStyle="1" w:styleId="Heading1Char">
+  <w:style w:type="character" w:styleId="Heading1Char" w:customStyle="1">
     <w:name w:val="Heading 1 Char"/>
     <w:basedOn w:val="DefaultParagraphFont"/>
     <w:link w:val="Heading1"/>
     <w:uiPriority w:val="9"/>
+    <w:qFormat/>
     <w:rsid w:val="00043936"/>
     <w:rPr>
-      <w:rFonts w:asciiTheme="majorHAnsi" w:eastAsiaTheme="majorEastAsia" w:hAnsiTheme="majorHAnsi" w:cstheme="majorBidi"/>
-      <w:color w:val="0F4761" w:themeColor="accent1" w:themeShade="BF"/>
+      <w:rFonts w:ascii="Aptos Display" w:hAnsi="Aptos Display" w:eastAsia="" w:cs="" w:asciiTheme="majorHAnsi" w:cstheme="majorBidi" w:eastAsiaTheme="majorEastAsia" w:hAnsiTheme="majorHAnsi"/>
+      <w:color w:themeColor="accent1" w:themeShade="bf" w:val="0F4761"/>
       <w:sz w:val="40"/>
       <w:szCs w:val="40"/>
     </w:rPr>
   </w:style>
-  <w:style w:type="character" w:customStyle="1" w:styleId="Heading2Char">
+  <w:style w:type="character" w:styleId="Heading2Char" w:customStyle="1">
     <w:name w:val="Heading 2 Char"/>
     <w:basedOn w:val="DefaultParagraphFont"/>
     <w:link w:val="Heading2"/>
     <w:uiPriority w:val="9"/>
     <w:semiHidden/>
+    <w:qFormat/>
     <w:rsid w:val="00043936"/>
     <w:rPr>
-      <w:rFonts w:asciiTheme="majorHAnsi" w:eastAsiaTheme="majorEastAsia" w:hAnsiTheme="majorHAnsi" w:cstheme="majorBidi"/>
-      <w:color w:val="0F4761" w:themeColor="accent1" w:themeShade="BF"/>
+      <w:rFonts w:ascii="Aptos Display" w:hAnsi="Aptos Display" w:eastAsia="" w:cs="" w:asciiTheme="majorHAnsi" w:cstheme="majorBidi" w:eastAsiaTheme="majorEastAsia" w:hAnsiTheme="majorHAnsi"/>
+      <w:color w:themeColor="accent1" w:themeShade="bf" w:val="0F4761"/>
       <w:sz w:val="32"/>
       <w:szCs w:val="32"/>
     </w:rPr>
   </w:style>
-  <w:style w:type="character" w:customStyle="1" w:styleId="Heading3Char">
+  <w:style w:type="character" w:styleId="Heading3Char" w:customStyle="1">
     <w:name w:val="Heading 3 Char"/>
     <w:basedOn w:val="DefaultParagraphFont"/>
     <w:link w:val="Heading3"/>
     <w:uiPriority w:val="9"/>
     <w:semiHidden/>
+    <w:qFormat/>
     <w:rsid w:val="00043936"/>
     <w:rPr>
-      <w:rFonts w:eastAsiaTheme="majorEastAsia" w:cstheme="majorBidi"/>
-      <w:color w:val="0F4761" w:themeColor="accent1" w:themeShade="BF"/>
+      <w:rFonts w:eastAsia="" w:cs="" w:cstheme="majorBidi" w:eastAsiaTheme="majorEastAsia"/>
+      <w:color w:themeColor="accent1" w:themeShade="bf" w:val="0F4761"/>
       <w:sz w:val="28"/>
       <w:szCs w:val="28"/>
     </w:rPr>
   </w:style>
-  <w:style w:type="character" w:customStyle="1" w:styleId="Heading4Char">
+  <w:style w:type="character" w:styleId="Heading4Char" w:customStyle="1">
     <w:name w:val="Heading 4 Char"/>
     <w:basedOn w:val="DefaultParagraphFont"/>
     <w:link w:val="Heading4"/>
     <w:uiPriority w:val="9"/>
     <w:semiHidden/>
+    <w:qFormat/>
     <w:rsid w:val="00043936"/>
     <w:rPr>
-      <w:rFonts w:eastAsiaTheme="majorEastAsia" w:cstheme="majorBidi"/>
+      <w:rFonts w:eastAsia="" w:cs="" w:cstheme="majorBidi" w:eastAsiaTheme="majorEastAsia"/>
       <w:i/>
       <w:iCs/>
-      <w:color w:val="0F4761" w:themeColor="accent1" w:themeShade="BF"/>
+      <w:color w:themeColor="accent1" w:themeShade="bf" w:val="0F4761"/>
     </w:rPr>
   </w:style>
-  <w:style w:type="character" w:customStyle="1" w:styleId="Heading5Char">
+  <w:style w:type="character" w:styleId="Heading5Char" w:customStyle="1">
     <w:name w:val="Heading 5 Char"/>
     <w:basedOn w:val="DefaultParagraphFont"/>
     <w:link w:val="Heading5"/>
     <w:uiPriority w:val="9"/>
     <w:semiHidden/>
+    <w:qFormat/>
     <w:rsid w:val="00043936"/>
     <w:rPr>
-      <w:rFonts w:eastAsiaTheme="majorEastAsia" w:cstheme="majorBidi"/>
-      <w:color w:val="0F4761" w:themeColor="accent1" w:themeShade="BF"/>
+      <w:rFonts w:eastAsia="" w:cs="" w:cstheme="majorBidi" w:eastAsiaTheme="majorEastAsia"/>
+      <w:color w:themeColor="accent1" w:themeShade="bf" w:val="0F4761"/>
     </w:rPr>
   </w:style>
-  <w:style w:type="character" w:customStyle="1" w:styleId="Heading6Char">
+  <w:style w:type="character" w:styleId="Heading6Char" w:customStyle="1">
     <w:name w:val="Heading 6 Char"/>
     <w:basedOn w:val="DefaultParagraphFont"/>
     <w:link w:val="Heading6"/>
     <w:uiPriority w:val="9"/>
     <w:semiHidden/>
+    <w:qFormat/>
     <w:rsid w:val="00043936"/>
     <w:rPr>
-      <w:rFonts w:eastAsiaTheme="majorEastAsia" w:cstheme="majorBidi"/>
+      <w:rFonts w:eastAsia="" w:cs="" w:cstheme="majorBidi" w:eastAsiaTheme="majorEastAsia"/>
       <w:i/>
       <w:iCs/>
-      <w:color w:val="595959" w:themeColor="text1" w:themeTint="A6"/>
+      <w:color w:themeColor="text1" w:themeTint="a6" w:val="595959"/>
     </w:rPr>
   </w:style>
-  <w:style w:type="character" w:customStyle="1" w:styleId="Heading7Char">
+  <w:style w:type="character" w:styleId="Heading7Char" w:customStyle="1">
     <w:name w:val="Heading 7 Char"/>
     <w:basedOn w:val="DefaultParagraphFont"/>
     <w:link w:val="Heading7"/>
     <w:uiPriority w:val="9"/>
     <w:semiHidden/>
+    <w:qFormat/>
     <w:rsid w:val="00043936"/>
     <w:rPr>
-      <w:rFonts w:eastAsiaTheme="majorEastAsia" w:cstheme="majorBidi"/>
-      <w:color w:val="595959" w:themeColor="text1" w:themeTint="A6"/>
+      <w:rFonts w:eastAsia="" w:cs="" w:cstheme="majorBidi" w:eastAsiaTheme="majorEastAsia"/>
+      <w:color w:themeColor="text1" w:themeTint="a6" w:val="595959"/>
     </w:rPr>
   </w:style>
-  <w:style w:type="character" w:customStyle="1" w:styleId="Heading8Char">
+  <w:style w:type="character" w:styleId="Heading8Char" w:customStyle="1">
     <w:name w:val="Heading 8 Char"/>
     <w:basedOn w:val="DefaultParagraphFont"/>
     <w:link w:val="Heading8"/>
     <w:uiPriority w:val="9"/>
     <w:semiHidden/>
+    <w:qFormat/>
     <w:rsid w:val="00043936"/>
     <w:rPr>
-      <w:rFonts w:eastAsiaTheme="majorEastAsia" w:cstheme="majorBidi"/>
+      <w:rFonts w:eastAsia="" w:cs="" w:cstheme="majorBidi" w:eastAsiaTheme="majorEastAsia"/>
       <w:i/>
       <w:iCs/>
-      <w:color w:val="272727" w:themeColor="text1" w:themeTint="D8"/>
+      <w:color w:themeColor="text1" w:themeTint="d8" w:val="272727"/>
     </w:rPr>
   </w:style>
-  <w:style w:type="character" w:customStyle="1" w:styleId="Heading9Char">
+  <w:style w:type="character" w:styleId="Heading9Char" w:customStyle="1">
     <w:name w:val="Heading 9 Char"/>
     <w:basedOn w:val="DefaultParagraphFont"/>
     <w:link w:val="Heading9"/>
     <w:uiPriority w:val="9"/>
     <w:semiHidden/>
+    <w:qFormat/>
     <w:rsid w:val="00043936"/>
     <w:rPr>
-      <w:rFonts w:eastAsiaTheme="majorEastAsia" w:cstheme="majorBidi"/>
-      <w:color w:val="272727" w:themeColor="text1" w:themeTint="D8"/>
+      <w:rFonts w:eastAsia="" w:cs="" w:cstheme="majorBidi" w:eastAsiaTheme="majorEastAsia"/>
+      <w:color w:themeColor="text1" w:themeTint="d8" w:val="272727"/>
+    </w:rPr>
+  </w:style>
+  <w:style w:type="character" w:styleId="TitleChar" w:customStyle="1">
+    <w:name w:val="Title Char"/>
+    <w:basedOn w:val="DefaultParagraphFont"/>
+    <w:link w:val="Title"/>
+    <w:uiPriority w:val="10"/>
+    <w:qFormat/>
+    <w:rsid w:val="00043936"/>
+    <w:rPr>
+      <w:rFonts w:ascii="Aptos Display" w:hAnsi="Aptos Display" w:eastAsia="" w:cs="" w:asciiTheme="majorHAnsi" w:cstheme="majorBidi" w:eastAsiaTheme="majorEastAsia" w:hAnsiTheme="majorHAnsi"/>
+      <w:spacing w:val="-10"/>
+      <w:kern w:val="2"/>
+      <w:sz w:val="56"/>
+      <w:szCs w:val="56"/>
+    </w:rPr>
+  </w:style>
+  <w:style w:type="character" w:styleId="SubtitleChar" w:customStyle="1">
+    <w:name w:val="Subtitle Char"/>
+    <w:basedOn w:val="DefaultParagraphFont"/>
+    <w:link w:val="Subtitle"/>
+    <w:uiPriority w:val="11"/>
+    <w:qFormat/>
+    <w:rsid w:val="00043936"/>
+    <w:rPr>
+      <w:rFonts w:eastAsia="" w:cs="" w:cstheme="majorBidi" w:eastAsiaTheme="majorEastAsia"/>
+      <w:color w:themeColor="text1" w:themeTint="a6" w:val="595959"/>
+      <w:spacing w:val="15"/>
+      <w:sz w:val="28"/>
+      <w:szCs w:val="28"/>
+    </w:rPr>
+  </w:style>
+  <w:style w:type="character" w:styleId="QuoteChar" w:customStyle="1">
+    <w:name w:val="Quote Char"/>
+    <w:basedOn w:val="DefaultParagraphFont"/>
+    <w:link w:val="Quote"/>
+    <w:uiPriority w:val="29"/>
+    <w:qFormat/>
+    <w:rsid w:val="00043936"/>
+    <w:rPr>
+      <w:i/>
+      <w:iCs/>
+      <w:color w:themeColor="text1" w:themeTint="bf" w:val="404040"/>
+    </w:rPr>
+  </w:style>
+  <w:style w:type="character" w:styleId="IntenseEmphasis">
+    <w:name w:val="Intense Emphasis"/>
+    <w:basedOn w:val="DefaultParagraphFont"/>
+    <w:uiPriority w:val="21"/>
+    <w:qFormat/>
+    <w:rsid w:val="00043936"/>
+    <w:rPr>
+      <w:i/>
+      <w:iCs/>
+      <w:color w:themeColor="accent1" w:themeShade="bf" w:val="0F4761"/>
+    </w:rPr>
+  </w:style>
+  <w:style w:type="character" w:styleId="IntenseQuoteChar" w:customStyle="1">
+    <w:name w:val="Intense Quote Char"/>
+    <w:basedOn w:val="DefaultParagraphFont"/>
+    <w:link w:val="IntenseQuote"/>
+    <w:uiPriority w:val="30"/>
+    <w:qFormat/>
+    <w:rsid w:val="00043936"/>
+    <w:rPr>
+      <w:i/>
+      <w:iCs/>
+      <w:color w:themeColor="accent1" w:themeShade="bf" w:val="0F4761"/>
+    </w:rPr>
+  </w:style>
+  <w:style w:type="character" w:styleId="IntenseReference">
+    <w:name w:val="Intense Reference"/>
+    <w:basedOn w:val="DefaultParagraphFont"/>
+    <w:uiPriority w:val="32"/>
+    <w:qFormat/>
+    <w:rsid w:val="00043936"/>
+    <w:rPr>
+      <w:b/>
+      <w:bCs/>
+      <w:smallCaps/>
+      <w:color w:themeColor="accent1" w:themeShade="bf" w:val="0F4761"/>
+      <w:spacing w:val="5"/>
+    </w:rPr>
+  </w:style>
+  <w:style w:type="character" w:styleId="Bullets">
+    <w:name w:val="Bullets"/>
+    <w:qFormat/>
+    <w:rPr>
+      <w:rFonts w:ascii="OpenSymbol" w:hAnsi="OpenSymbol" w:eastAsia="OpenSymbol" w:cs="OpenSymbol"/>
+    </w:rPr>
+  </w:style>
+  <w:style w:type="paragraph" w:styleId="Heading">
+    <w:name w:val="Heading"/>
+    <w:basedOn w:val="Normal"/>
+    <w:next w:val="BodyText"/>
+    <w:qFormat/>
+    <w:pPr>
+      <w:keepNext w:val="true"/>
+      <w:spacing w:before="240" w:after="120"/>
+    </w:pPr>
+    <w:rPr>
+      <w:rFonts w:ascii="Liberation Sans" w:hAnsi="Liberation Sans" w:eastAsia="Microsoft YaHei" w:cs="Lucida Sans"/>
+      <w:sz w:val="28"/>
+      <w:szCs w:val="28"/>
+    </w:rPr>
+  </w:style>
+  <w:style w:type="paragraph" w:styleId="BodyText">
+    <w:name w:val="Body Text"/>
+    <w:basedOn w:val="Normal"/>
+    <w:pPr>
+      <w:spacing w:lineRule="auto" w:line="276" w:before="0" w:after="140"/>
+    </w:pPr>
+    <w:rPr/>
+  </w:style>
+  <w:style w:type="paragraph" w:styleId="List">
+    <w:name w:val="List"/>
+    <w:basedOn w:val="BodyText"/>
+    <w:pPr/>
+    <w:rPr>
+      <w:rFonts w:cs="Lucida Sans"/>
+    </w:rPr>
+  </w:style>
+  <w:style w:type="paragraph" w:styleId="Caption">
+    <w:name w:val="caption"/>
+    <w:basedOn w:val="Normal"/>
+    <w:qFormat/>
+    <w:pPr>
+      <w:suppressLineNumbers/>
+      <w:spacing w:before="120" w:after="120"/>
+    </w:pPr>
+    <w:rPr>
+      <w:rFonts w:cs="Lucida Sans"/>
+      <w:i/>
+      <w:iCs/>
+      <w:sz w:val="24"/>
+      <w:szCs w:val="24"/>
+    </w:rPr>
+  </w:style>
+  <w:style w:type="paragraph" w:styleId="Index">
+    <w:name w:val="Index"/>
+    <w:basedOn w:val="Normal"/>
+    <w:qFormat/>
+    <w:pPr>
+      <w:suppressLineNumbers/>
+    </w:pPr>
+    <w:rPr>
+      <w:rFonts w:cs="Lucida Sans"/>
     </w:rPr>
   </w:style>
   <w:style w:type="paragraph" w:styleId="Title">
@@ -762,27 +4019,13 @@
     <w:qFormat/>
     <w:rsid w:val="00043936"/>
     <w:pPr>
-      <w:spacing w:after="80"/>
+      <w:spacing w:before="0" w:after="80"/>
       <w:contextualSpacing/>
     </w:pPr>
     <w:rPr>
-      <w:rFonts w:asciiTheme="majorHAnsi" w:eastAsiaTheme="majorEastAsia" w:hAnsiTheme="majorHAnsi" w:cstheme="majorBidi"/>
+      <w:rFonts w:ascii="Aptos Display" w:hAnsi="Aptos Display" w:eastAsia="" w:cs="" w:asciiTheme="majorHAnsi" w:cstheme="majorBidi" w:eastAsiaTheme="majorEastAsia" w:hAnsiTheme="majorHAnsi"/>
       <w:spacing w:val="-10"/>
-      <w:kern w:val="28"/>
-      <w:sz w:val="56"/>
-      <w:szCs w:val="56"/>
-    </w:rPr>
-  </w:style>
-  <w:style w:type="character" w:customStyle="1" w:styleId="TitleChar">
-    <w:name w:val="Title Char"/>
-    <w:basedOn w:val="DefaultParagraphFont"/>
-    <w:link w:val="Title"/>
-    <w:uiPriority w:val="10"/>
-    <w:rsid w:val="00043936"/>
-    <w:rPr>
-      <w:rFonts w:asciiTheme="majorHAnsi" w:eastAsiaTheme="majorEastAsia" w:hAnsiTheme="majorHAnsi" w:cstheme="majorBidi"/>
-      <w:spacing w:val="-10"/>
-      <w:kern w:val="28"/>
+      <w:kern w:val="2"/>
       <w:sz w:val="56"/>
       <w:szCs w:val="56"/>
     </w:rPr>
@@ -796,28 +4039,11 @@
     <w:qFormat/>
     <w:rsid w:val="00043936"/>
     <w:pPr>
-      <w:numPr>
-        <w:ilvl w:val="1"/>
-      </w:numPr>
-      <w:spacing w:after="160"/>
+      <w:spacing w:before="0" w:after="160"/>
     </w:pPr>
     <w:rPr>
-      <w:rFonts w:eastAsiaTheme="majorEastAsia" w:cstheme="majorBidi"/>
-      <w:color w:val="595959" w:themeColor="text1" w:themeTint="A6"/>
-      <w:spacing w:val="15"/>
-      <w:sz w:val="28"/>
-      <w:szCs w:val="28"/>
-    </w:rPr>
-  </w:style>
-  <w:style w:type="character" w:customStyle="1" w:styleId="SubtitleChar">
-    <w:name w:val="Subtitle Char"/>
-    <w:basedOn w:val="DefaultParagraphFont"/>
-    <w:link w:val="Subtitle"/>
-    <w:uiPriority w:val="11"/>
-    <w:rsid w:val="00043936"/>
-    <w:rPr>
-      <w:rFonts w:eastAsiaTheme="majorEastAsia" w:cstheme="majorBidi"/>
-      <w:color w:val="595959" w:themeColor="text1" w:themeTint="A6"/>
+      <w:rFonts w:eastAsia="" w:cs="" w:cstheme="majorBidi" w:eastAsiaTheme="majorEastAsia"/>
+      <w:color w:themeColor="text1" w:themeTint="a6" w:val="595959"/>
       <w:spacing w:val="15"/>
       <w:sz w:val="28"/>
       <w:szCs w:val="28"/>
@@ -838,19 +4064,7 @@
     <w:rPr>
       <w:i/>
       <w:iCs/>
-      <w:color w:val="404040" w:themeColor="text1" w:themeTint="BF"/>
-    </w:rPr>
-  </w:style>
-  <w:style w:type="character" w:customStyle="1" w:styleId="QuoteChar">
-    <w:name w:val="Quote Char"/>
-    <w:basedOn w:val="DefaultParagraphFont"/>
-    <w:link w:val="Quote"/>
-    <w:uiPriority w:val="29"/>
-    <w:rsid w:val="00043936"/>
-    <w:rPr>
-      <w:i/>
-      <w:iCs/>
-      <w:color w:val="404040" w:themeColor="text1" w:themeTint="BF"/>
+      <w:color w:themeColor="text1" w:themeTint="bf" w:val="404040"/>
     </w:rPr>
   </w:style>
   <w:style w:type="paragraph" w:styleId="ListParagraph">
@@ -860,21 +4074,11 @@
     <w:qFormat/>
     <w:rsid w:val="00043936"/>
     <w:pPr>
+      <w:spacing w:before="0" w:after="0"/>
       <w:ind w:left="720"/>
       <w:contextualSpacing/>
     </w:pPr>
-  </w:style>
-  <w:style w:type="character" w:styleId="IntenseEmphasis">
-    <w:name w:val="Intense Emphasis"/>
-    <w:basedOn w:val="DefaultParagraphFont"/>
-    <w:uiPriority w:val="21"/>
-    <w:qFormat/>
-    <w:rsid w:val="00043936"/>
-    <w:rPr>
-      <w:i/>
-      <w:iCs/>
-      <w:color w:val="0F4761" w:themeColor="accent1" w:themeShade="BF"/>
-    </w:rPr>
+    <w:rPr/>
   </w:style>
   <w:style w:type="paragraph" w:styleId="IntenseQuote">
     <w:name w:val="Intense Quote"/>
@@ -886,8 +4090,8 @@
     <w:rsid w:val="00043936"/>
     <w:pPr>
       <w:pBdr>
-        <w:top w:val="single" w:sz="4" w:space="10" w:color="0F4761" w:themeColor="accent1" w:themeShade="BF"/>
-        <w:bottom w:val="single" w:sz="4" w:space="10" w:color="0F4761" w:themeColor="accent1" w:themeShade="BF"/>
+        <w:top w:val="single" w:sz="4" w:space="10" w:color="0F4761" w:themeColor="accent1" w:themeShade="bf"/>
+        <w:bottom w:val="single" w:sz="4" w:space="10" w:color="0F4761" w:themeColor="accent1" w:themeShade="bf"/>
       </w:pBdr>
       <w:spacing w:before="360" w:after="360"/>
       <w:ind w:left="864" w:right="864"/>
@@ -896,228 +4100,125 @@
     <w:rPr>
       <w:i/>
       <w:iCs/>
-      <w:color w:val="0F4761" w:themeColor="accent1" w:themeShade="BF"/>
+      <w:color w:themeColor="accent1" w:themeShade="bf" w:val="0F4761"/>
     </w:rPr>
   </w:style>
-  <w:style w:type="character" w:customStyle="1" w:styleId="IntenseQuoteChar">
-    <w:name w:val="Intense Quote Char"/>
-    <w:basedOn w:val="DefaultParagraphFont"/>
-    <w:link w:val="IntenseQuote"/>
-    <w:uiPriority w:val="30"/>
-    <w:rsid w:val="00043936"/>
-    <w:rPr>
-      <w:i/>
-      <w:iCs/>
-      <w:color w:val="0F4761" w:themeColor="accent1" w:themeShade="BF"/>
-    </w:rPr>
+  <w:style w:type="numbering" w:styleId="NoList" w:default="1">
+    <w:name w:val="No List"/>
+    <w:uiPriority w:val="99"/>
+    <w:semiHidden/>
+    <w:unhideWhenUsed/>
+    <w:qFormat/>
   </w:style>
-  <w:style w:type="character" w:styleId="IntenseReference">
-    <w:name w:val="Intense Reference"/>
-    <w:basedOn w:val="DefaultParagraphFont"/>
-    <w:uiPriority w:val="32"/>
-    <w:qFormat/>
-    <w:rsid w:val="00043936"/>
-    <w:rPr>
-      <w:b/>
-      <w:bCs/>
-      <w:smallCaps/>
-      <w:color w:val="0F4761" w:themeColor="accent1" w:themeShade="BF"/>
-      <w:spacing w:val="5"/>
-    </w:rPr>
+  <w:style w:type="table" w:default="1" w:styleId="TableNormal">
+    <w:name w:val="Normal Table"/>
+    <w:uiPriority w:val="99"/>
+    <w:semiHidden/>
+    <w:unhideWhenUsed/>
+    <w:tblPr>
+      <w:tblCellMar>
+        <w:top w:w="0" w:type="dxa"/>
+        <w:left w:w="108" w:type="dxa"/>
+        <w:bottom w:w="0" w:type="dxa"/>
+        <w:right w:w="108" w:type="dxa"/>
+      </w:tblCellMar>
+    </w:tblPr>
   </w:style>
 </w:styles>
 </file>
 
 <file path=word/theme/theme1.xml><?xml version="1.0" encoding="utf-8"?>
-<a:theme xmlns:a="http://schemas.openxmlformats.org/drawingml/2006/main" name="Office Theme">
+<a:theme xmlns:a="http://schemas.openxmlformats.org/drawingml/2006/main" xmlns:r="http://schemas.openxmlformats.org/officeDocument/2006/relationships" name="Office Theme">
   <a:themeElements>
     <a:clrScheme name="Office">
       <a:dk1>
-        <a:sysClr val="windowText" lastClr="000000"/>
+        <a:srgbClr val="000000"/>
       </a:dk1>
       <a:lt1>
-        <a:sysClr val="window" lastClr="FFFFFF"/>
+        <a:srgbClr val="ffffff"/>
       </a:lt1>
       <a:dk2>
-        <a:srgbClr val="0E2841"/>
+        <a:srgbClr val="0e2841"/>
       </a:dk2>
       <a:lt2>
-        <a:srgbClr val="E8E8E8"/>
+        <a:srgbClr val="e8e8e8"/>
       </a:lt2>
       <a:accent1>
         <a:srgbClr val="156082"/>
       </a:accent1>
       <a:accent2>
-        <a:srgbClr val="E97132"/>
+        <a:srgbClr val="e97132"/>
       </a:accent2>
       <a:accent3>
-        <a:srgbClr val="196B24"/>
+        <a:srgbClr val="196b24"/>
       </a:accent3>
       <a:accent4>
-        <a:srgbClr val="0F9ED5"/>
+        <a:srgbClr val="0f9ed5"/>
       </a:accent4>
       <a:accent5>
-        <a:srgbClr val="A02B93"/>
+        <a:srgbClr val="a02b93"/>
       </a:accent5>
       <a:accent6>
-        <a:srgbClr val="4EA72E"/>
+        <a:srgbClr val="4ea72e"/>
       </a:accent6>
       <a:hlink>
         <a:srgbClr val="467886"/>
       </a:hlink>
       <a:folHlink>
-        <a:srgbClr val="96607D"/>
+        <a:srgbClr val="96607d"/>
       </a:folHlink>
     </a:clrScheme>
     <a:fontScheme name="Office">
       <a:majorFont>
-        <a:latin typeface="Aptos Display" panose="02110004020202020204"/>
+        <a:latin typeface="Aptos Display" panose="02110004020202020204" pitchFamily="0" charset="1"/>
         <a:ea typeface=""/>
         <a:cs typeface=""/>
-        <a:font script="Jpan" typeface="游ゴシック Light"/>
-        <a:font script="Hang" typeface="맑은 고딕"/>
-        <a:font script="Hans" typeface="等线 Light"/>
-        <a:font script="Hant" typeface="新細明體"/>
-        <a:font script="Arab" typeface="Times New Roman"/>
-        <a:font script="Hebr" typeface="Times New Roman"/>
-        <a:font script="Thai" typeface="Angsana New"/>
-        <a:font script="Ethi" typeface="Nyala"/>
-        <a:font script="Beng" typeface="Vrinda"/>
-        <a:font script="Gujr" typeface="Shruti"/>
-        <a:font script="Khmr" typeface="MoolBoran"/>
-        <a:font script="Knda" typeface="Tunga"/>
-        <a:font script="Guru" typeface="Raavi"/>
-        <a:font script="Cans" typeface="Euphemia"/>
-        <a:font script="Cher" typeface="Plantagenet Cherokee"/>
-        <a:font script="Yiii" typeface="Microsoft Yi Baiti"/>
-        <a:font script="Tibt" typeface="Microsoft Himalaya"/>
-        <a:font script="Thaa" typeface="MV Boli"/>
-        <a:font script="Deva" typeface="Mangal"/>
-        <a:font script="Telu" typeface="Gautami"/>
-        <a:font script="Taml" typeface="Latha"/>
-        <a:font script="Syrc" typeface="Estrangelo Edessa"/>
-        <a:font script="Orya" typeface="Kalinga"/>
-        <a:font script="Mlym" typeface="Kartika"/>
-        <a:font script="Laoo" typeface="DokChampa"/>
-        <a:font script="Sinh" typeface="Iskoola Pota"/>
-        <a:font script="Mong" typeface="Mongolian Baiti"/>
-        <a:font script="Viet" typeface="Times New Roman"/>
-        <a:font script="Uigh" typeface="Microsoft Uighur"/>
-        <a:font script="Geor" typeface="Sylfaen"/>
-        <a:font script="Armn" typeface="Arial"/>
-        <a:font script="Bugi" typeface="Leelawadee UI"/>
-        <a:font script="Bopo" typeface="Microsoft JhengHei"/>
-        <a:font script="Java" typeface="Javanese Text"/>
-        <a:font script="Lisu" typeface="Segoe UI"/>
-        <a:font script="Mymr" typeface="Myanmar Text"/>
-        <a:font script="Nkoo" typeface="Ebrima"/>
-        <a:font script="Olck" typeface="Nirmala UI"/>
-        <a:font script="Osma" typeface="Ebrima"/>
-        <a:font script="Phag" typeface="Phagspa"/>
-        <a:font script="Syrn" typeface="Estrangelo Edessa"/>
-        <a:font script="Syrj" typeface="Estrangelo Edessa"/>
-        <a:font script="Syre" typeface="Estrangelo Edessa"/>
-        <a:font script="Sora" typeface="Nirmala UI"/>
-        <a:font script="Tale" typeface="Microsoft Tai Le"/>
-        <a:font script="Talu" typeface="Microsoft New Tai Lue"/>
-        <a:font script="Tfng" typeface="Ebrima"/>
       </a:majorFont>
       <a:minorFont>
-        <a:latin typeface="Aptos" panose="02110004020202020204"/>
+        <a:latin typeface="Aptos" panose="02110004020202020204" pitchFamily="0" charset="1"/>
         <a:ea typeface=""/>
         <a:cs typeface=""/>
-        <a:font script="Jpan" typeface="游ゴシック"/>
-        <a:font script="Hang" typeface="맑은 고딕"/>
-        <a:font script="Hans" typeface="等线"/>
-        <a:font script="Hant" typeface="新細明體"/>
-        <a:font script="Arab" typeface="Arial"/>
-        <a:font script="Hebr" typeface="Arial"/>
-        <a:font script="Thai" typeface="Cordia New"/>
-        <a:font script="Ethi" typeface="Nyala"/>
-        <a:font script="Beng" typeface="Vrinda"/>
-        <a:font script="Gujr" typeface="Shruti"/>
-        <a:font script="Khmr" typeface="DaunPenh"/>
-        <a:font script="Knda" typeface="Tunga"/>
-        <a:font script="Guru" typeface="Raavi"/>
-        <a:font script="Cans" typeface="Euphemia"/>
-        <a:font script="Cher" typeface="Plantagenet Cherokee"/>
-        <a:font script="Yiii" typeface="Microsoft Yi Baiti"/>
-        <a:font script="Tibt" typeface="Microsoft Himalaya"/>
-        <a:font script="Thaa" typeface="MV Boli"/>
-        <a:font script="Deva" typeface="Mangal"/>
-        <a:font script="Telu" typeface="Gautami"/>
-        <a:font script="Taml" typeface="Latha"/>
-        <a:font script="Syrc" typeface="Estrangelo Edessa"/>
-        <a:font script="Orya" typeface="Kalinga"/>
-        <a:font script="Mlym" typeface="Kartika"/>
-        <a:font script="Laoo" typeface="DokChampa"/>
-        <a:font script="Sinh" typeface="Iskoola Pota"/>
-        <a:font script="Mong" typeface="Mongolian Baiti"/>
-        <a:font script="Viet" typeface="Arial"/>
-        <a:font script="Uigh" typeface="Microsoft Uighur"/>
-        <a:font script="Geor" typeface="Sylfaen"/>
-        <a:font script="Armn" typeface="Arial"/>
-        <a:font script="Bugi" typeface="Leelawadee UI"/>
-        <a:font script="Bopo" typeface="Microsoft JhengHei"/>
-        <a:font script="Java" typeface="Javanese Text"/>
-        <a:font script="Lisu" typeface="Segoe UI"/>
-        <a:font script="Mymr" typeface="Myanmar Text"/>
-        <a:font script="Nkoo" typeface="Ebrima"/>
-        <a:font script="Olck" typeface="Nirmala UI"/>
-        <a:font script="Osma" typeface="Ebrima"/>
-        <a:font script="Phag" typeface="Phagspa"/>
-        <a:font script="Syrn" typeface="Estrangelo Edessa"/>
-        <a:font script="Syrj" typeface="Estrangelo Edessa"/>
-        <a:font script="Syre" typeface="Estrangelo Edessa"/>
-        <a:font script="Sora" typeface="Nirmala UI"/>
-        <a:font script="Tale" typeface="Microsoft Tai Le"/>
-        <a:font script="Talu" typeface="Microsoft New Tai Lue"/>
-        <a:font script="Tfng" typeface="Ebrima"/>
       </a:minorFont>
     </a:fontScheme>
-    <a:fmtScheme name="Office">
+    <a:fmtScheme>
       <a:fillStyleLst>
         <a:solidFill>
           <a:schemeClr val="phClr"/>
         </a:solidFill>
-        <a:gradFill rotWithShape="1">
+        <a:gradFill>
           <a:gsLst>
             <a:gs pos="0">
               <a:schemeClr val="phClr">
                 <a:lumMod val="110000"/>
-                <a:satMod val="105000"/>
                 <a:tint val="67000"/>
               </a:schemeClr>
             </a:gs>
             <a:gs pos="50000">
               <a:schemeClr val="phClr">
                 <a:lumMod val="105000"/>
-                <a:satMod val="103000"/>
                 <a:tint val="73000"/>
               </a:schemeClr>
             </a:gs>
             <a:gs pos="100000">
               <a:schemeClr val="phClr">
                 <a:lumMod val="105000"/>
-                <a:satMod val="109000"/>
                 <a:tint val="81000"/>
               </a:schemeClr>
             </a:gs>
           </a:gsLst>
           <a:lin ang="5400000" scaled="0"/>
+          <a:tileRect l="0" t="0" r="0" b="0"/>
         </a:gradFill>
-        <a:gradFill rotWithShape="1">
+        <a:gradFill>
           <a:gsLst>
             <a:gs pos="0">
               <a:schemeClr val="phClr">
-                <a:satMod val="103000"/>
                 <a:lumMod val="102000"/>
                 <a:tint val="94000"/>
               </a:schemeClr>
             </a:gs>
             <a:gs pos="50000">
               <a:schemeClr val="phClr">
-                <a:satMod val="110000"/>
                 <a:lumMod val="100000"/>
                 <a:shade val="100000"/>
               </a:schemeClr>
@@ -1125,33 +4226,24 @@
             <a:gs pos="100000">
               <a:schemeClr val="phClr">
                 <a:lumMod val="99000"/>
-                <a:satMod val="120000"/>
                 <a:shade val="78000"/>
               </a:schemeClr>
             </a:gs>
           </a:gsLst>
           <a:lin ang="5400000" scaled="0"/>
+          <a:tileRect l="0" t="0" r="0" b="0"/>
         </a:gradFill>
       </a:fillStyleLst>
       <a:lnStyleLst>
         <a:ln w="6350" cap="flat" cmpd="sng" algn="ctr">
-          <a:solidFill>
-            <a:schemeClr val="phClr"/>
-          </a:solidFill>
           <a:prstDash val="solid"/>
           <a:miter lim="800000"/>
         </a:ln>
         <a:ln w="12700" cap="flat" cmpd="sng" algn="ctr">
-          <a:solidFill>
-            <a:schemeClr val="phClr"/>
-          </a:solidFill>
           <a:prstDash val="solid"/>
           <a:miter lim="800000"/>
         </a:ln>
         <a:ln w="19050" cap="flat" cmpd="sng" algn="ctr">
-          <a:solidFill>
-            <a:schemeClr val="phClr"/>
-          </a:solidFill>
           <a:prstDash val="solid"/>
           <a:miter lim="800000"/>
         </a:ln>
@@ -1164,13 +4256,7 @@
           <a:effectLst/>
         </a:effectStyle>
         <a:effectStyle>
-          <a:effectLst>
-            <a:outerShdw blurRad="57150" dist="19050" dir="5400000" algn="ctr" rotWithShape="0">
-              <a:srgbClr val="000000">
-                <a:alpha val="63000"/>
-              </a:srgbClr>
-            </a:outerShdw>
-          </a:effectLst>
+          <a:effectLst/>
         </a:effectStyle>
       </a:effectStyleLst>
       <a:bgFillStyleLst>
@@ -1180,15 +4266,13 @@
         <a:solidFill>
           <a:schemeClr val="phClr">
             <a:tint val="95000"/>
-            <a:satMod val="170000"/>
           </a:schemeClr>
         </a:solidFill>
-        <a:gradFill rotWithShape="1">
+        <a:gradFill>
           <a:gsLst>
             <a:gs pos="0">
               <a:schemeClr val="phClr">
                 <a:tint val="93000"/>
-                <a:satMod val="150000"/>
                 <a:shade val="98000"/>
                 <a:lumMod val="102000"/>
               </a:schemeClr>
@@ -1196,7 +4280,6 @@
             <a:gs pos="50000">
               <a:schemeClr val="phClr">
                 <a:tint val="98000"/>
-                <a:satMod val="130000"/>
                 <a:shade val="90000"/>
                 <a:lumMod val="103000"/>
               </a:schemeClr>
@@ -1204,21 +4287,14 @@
             <a:gs pos="100000">
               <a:schemeClr val="phClr">
                 <a:shade val="63000"/>
-                <a:satMod val="120000"/>
               </a:schemeClr>
             </a:gs>
           </a:gsLst>
           <a:lin ang="5400000" scaled="0"/>
+          <a:tileRect l="0" t="0" r="0" b="0"/>
         </a:gradFill>
       </a:bgFillStyleLst>
     </a:fmtScheme>
   </a:themeElements>
-  <a:objectDefaults/>
-  <a:extraClrSchemeLst/>
-  <a:extLst>
-    <a:ext uri="{05A4C25C-085E-4340-85A3-A5531E510DB2}">
-      <thm15:themeFamily xmlns:thm15="http://schemas.microsoft.com/office/thememl/2012/main" name="Office Theme" id="{62F939B6-93AF-4DB8-9C6B-D6C7DFDC589F}" vid="{4A3C46E8-61CC-4603-A589-7422A47A8E4A}"/>
-    </a:ext>
-  </a:extLst>
 </a:theme>
 </file>